--- a/lead-routing/Momos Lead Routing - Troubleshooting Guide.docx
+++ b/lead-routing/Momos Lead Routing - Troubleshooting Guide.docx
@@ -2,7 +2,7 @@
 <file path=word/document.xml><?xml version="1.0" encoding="utf-8"?>
 <w:document xmlns:w="http://schemas.openxmlformats.org/wordprocessingml/2006/main" xmlns:m="http://schemas.openxmlformats.org/officeDocument/2006/math" xmlns:r="http://schemas.openxmlformats.org/officeDocument/2006/relationships" xmlns:o="urn:schemas-microsoft-com:office:office" xmlns:v="urn:schemas-microsoft-com:vml" xmlns:w10="urn:schemas-microsoft-com:office:word" xmlns:a="http://schemas.openxmlformats.org/drawingml/2006/main" xmlns:pic="http://schemas.openxmlformats.org/drawingml/2006/picture" xmlns:wp="http://schemas.openxmlformats.org/drawingml/2006/wordprocessingDrawing">
   <w:body>
-    <w:bookmarkStart w:id="38" w:name="Xbd2fe1ab67c06b8daf3ba1d913602da1046768d"/>
+    <w:bookmarkStart w:id="39" w:name="Xbd2fe1ab67c06b8daf3ba1d913602da1046768d"/>
     <w:p>
       <w:pPr>
         <w:pStyle w:val="Heading1"/>
@@ -247,7 +247,7 @@
         <w:t xml:space="preserve">Zapier</w:t>
       </w:r>
       <w:r>
-        <w:t xml:space="preserve">).</w:t>
+        <w:t xml:space="preserve">). This lead is also stored in Conversion.ai.</w:t>
       </w:r>
     </w:p>
     <w:p>
@@ -568,7 +568,7 @@
       </w:r>
     </w:p>
     <w:bookmarkEnd w:id="24"/>
-    <w:bookmarkStart w:id="34" w:name="X95cdb6347f5e67ed23eac0a72d283963529439f"/>
+    <w:bookmarkStart w:id="35" w:name="X95cdb6347f5e67ed23eac0a72d283963529439f"/>
     <w:p>
       <w:pPr>
         <w:pStyle w:val="Heading2"/>
@@ -1681,13 +1681,13 @@
       </w:r>
     </w:p>
     <w:bookmarkEnd w:id="31"/>
-    <w:bookmarkStart w:id="32" w:name="X73a8cd6d8f1c3f9cfc4d95f84647f11e59345cc"/>
+    <w:bookmarkStart w:id="32" w:name="X3dd310281844017ad5ea5d43da908ece743f8a5"/>
     <w:p>
       <w:pPr>
         <w:pStyle w:val="Heading3"/>
       </w:pPr>
       <w:r>
-        <w:t xml:space="preserve">Problem 7: James's or Jill's booking link changed</w:t>
+        <w:t xml:space="preserve">Problem 6b: Testing from outside the US and every US lead goes to Jill</w:t>
       </w:r>
     </w:p>
     <w:p>
@@ -1695,35 +1695,38 @@
         <w:pStyle w:val="FirstParagraph"/>
       </w:pPr>
       <w:r>
-        <w:t xml:space="preserve">You can update it yourself in GitHub (takes 2 minutes).</w:t>
-      </w:r>
-    </w:p>
-    <w:p>
-      <w:pPr>
-        <w:numPr>
-          <w:ilvl w:val="0"/>
-          <w:numId w:val="1013"/>
-        </w:numPr>
-        <w:pStyle w:val="Compact"/>
-      </w:pPr>
-      <w:r>
-        <w:t xml:space="preserve">Go to</w:t>
-      </w:r>
-      <w:r>
-        <w:t xml:space="preserve"> </w:t>
-      </w:r>
-      <w:r>
-        <w:rPr>
-          <w:bCs/>
-          <w:b/>
-        </w:rPr>
-        <w:t xml:space="preserve">github.com/dev-momos-marketing/mkt-automation</w:t>
-      </w:r>
-      <w:r>
-        <w:t xml:space="preserve"> </w:t>
-      </w:r>
-      <w:r>
-        <w:t xml:space="preserve">→</w:t>
+        <w:rPr>
+          <w:bCs/>
+          <w:b/>
+        </w:rPr>
+        <w:t xml:space="preserve">This is expected.</w:t>
+      </w:r>
+      <w:r>
+        <w:t xml:space="preserve"> </w:t>
+      </w:r>
+      <w:r>
+        <w:t xml:space="preserve">For US, Canada and Mexico, the form decides East vs West from the</w:t>
+      </w:r>
+      <w:r>
+        <w:t xml:space="preserve"> </w:t>
+      </w:r>
+      <w:r>
+        <w:rPr>
+          <w:bCs/>
+          <w:b/>
+        </w:rPr>
+        <w:t xml:space="preserve">computer's time zone</w:t>
+      </w:r>
+      <w:r>
+        <w:t xml:space="preserve">. A VPN doesn't change that. From Vietnam, your time zone is Asia, so the system can't tell the coast and defaults to Jill.</w:t>
+      </w:r>
+    </w:p>
+    <w:p>
+      <w:pPr>
+        <w:pStyle w:val="BodyText"/>
+      </w:pPr>
+      <w:r>
+        <w:t xml:space="preserve">To test like a real West Coast visitor, add</w:t>
       </w:r>
       <w:r>
         <w:t xml:space="preserve"> </w:t>
@@ -1731,14 +1734,16 @@
       <w:r>
         <w:rPr>
           <w:rStyle w:val="VerbatimChar"/>
-        </w:rPr>
-        <w:t xml:space="preserve">lead-routing</w:t>
-      </w:r>
-      <w:r>
-        <w:t xml:space="preserve"> </w:t>
-      </w:r>
-      <w:r>
-        <w:t xml:space="preserve">→</w:t>
+          <w:bCs/>
+          <w:b/>
+        </w:rPr>
+        <w:t xml:space="preserve">?tz=America/Los_Angeles</w:t>
+      </w:r>
+      <w:r>
+        <w:t xml:space="preserve"> </w:t>
+      </w:r>
+      <w:r>
+        <w:t xml:space="preserve">to the end of the page address, e.g.</w:t>
       </w:r>
       <w:r>
         <w:t xml:space="preserve"> </w:t>
@@ -1747,232 +1752,10 @@
         <w:rPr>
           <w:rStyle w:val="VerbatimChar"/>
         </w:rPr>
-        <w:t xml:space="preserve">worker</w:t>
-      </w:r>
-      <w:r>
-        <w:t xml:space="preserve"> </w:t>
-      </w:r>
-      <w:r>
-        <w:t xml:space="preserve">→</w:t>
-      </w:r>
-      <w:r>
-        <w:t xml:space="preserve"> </w:t>
-      </w:r>
-      <w:r>
-        <w:rPr>
-          <w:rStyle w:val="VerbatimChar"/>
-        </w:rPr>
-        <w:t xml:space="preserve">wrangler.toml</w:t>
+        <w:t xml:space="preserve">momos.com/get-started-new?tz=America/Los_Angeles</w:t>
       </w:r>
       <w:r>
         <w:t xml:space="preserve">.</w:t>
-      </w:r>
-    </w:p>
-    <w:p>
-      <w:pPr>
-        <w:numPr>
-          <w:ilvl w:val="0"/>
-          <w:numId w:val="1013"/>
-        </w:numPr>
-        <w:pStyle w:val="Compact"/>
-      </w:pPr>
-      <w:r>
-        <w:t xml:space="preserve">Click the</w:t>
-      </w:r>
-      <w:r>
-        <w:t xml:space="preserve"> </w:t>
-      </w:r>
-      <w:r>
-        <w:rPr>
-          <w:bCs/>
-          <w:b/>
-        </w:rPr>
-        <w:t xml:space="preserve">pencil</w:t>
-      </w:r>
-      <w:r>
-        <w:t xml:space="preserve"> </w:t>
-      </w:r>
-      <w:r>
-        <w:t xml:space="preserve">icon (Edit).</w:t>
-      </w:r>
-    </w:p>
-    <w:p>
-      <w:pPr>
-        <w:numPr>
-          <w:ilvl w:val="0"/>
-          <w:numId w:val="1013"/>
-        </w:numPr>
-        <w:pStyle w:val="Compact"/>
-      </w:pPr>
-      <w:r>
-        <w:t xml:space="preserve">Change the link next to</w:t>
-      </w:r>
-      <w:r>
-        <w:t xml:space="preserve"> </w:t>
-      </w:r>
-      <w:r>
-        <w:rPr>
-          <w:rStyle w:val="VerbatimChar"/>
-        </w:rPr>
-        <w:t xml:space="preserve">JAMES_URL =</w:t>
-      </w:r>
-      <w:r>
-        <w:t xml:space="preserve"> </w:t>
-      </w:r>
-      <w:r>
-        <w:t xml:space="preserve">or</w:t>
-      </w:r>
-      <w:r>
-        <w:t xml:space="preserve"> </w:t>
-      </w:r>
-      <w:r>
-        <w:rPr>
-          <w:rStyle w:val="VerbatimChar"/>
-        </w:rPr>
-        <w:t xml:space="preserve">JILL_URL =</w:t>
-      </w:r>
-      <w:r>
-        <w:t xml:space="preserve">. Keep the quote marks.</w:t>
-      </w:r>
-    </w:p>
-    <w:p>
-      <w:pPr>
-        <w:numPr>
-          <w:ilvl w:val="0"/>
-          <w:numId w:val="1013"/>
-        </w:numPr>
-        <w:pStyle w:val="Compact"/>
-      </w:pPr>
-      <w:r>
-        <w:t xml:space="preserve">Click</w:t>
-      </w:r>
-      <w:r>
-        <w:t xml:space="preserve"> </w:t>
-      </w:r>
-      <w:r>
-        <w:rPr>
-          <w:bCs/>
-          <w:b/>
-        </w:rPr>
-        <w:t xml:space="preserve">Commit changes</w:t>
-      </w:r>
-      <w:r>
-        <w:t xml:space="preserve"> </w:t>
-      </w:r>
-      <w:r>
-        <w:t xml:space="preserve">→ commit to</w:t>
-      </w:r>
-      <w:r>
-        <w:t xml:space="preserve"> </w:t>
-      </w:r>
-      <w:r>
-        <w:rPr>
-          <w:bCs/>
-          <w:b/>
-        </w:rPr>
-        <w:t xml:space="preserve">main</w:t>
-      </w:r>
-      <w:r>
-        <w:t xml:space="preserve">.</w:t>
-      </w:r>
-    </w:p>
-    <w:p>
-      <w:pPr>
-        <w:numPr>
-          <w:ilvl w:val="0"/>
-          <w:numId w:val="1013"/>
-        </w:numPr>
-        <w:pStyle w:val="Compact"/>
-      </w:pPr>
-      <w:r>
-        <w:t xml:space="preserve">Wait about 2 minutes (it goes live by itself), then run the health check.</w:t>
-      </w:r>
-    </w:p>
-    <w:bookmarkEnd w:id="32"/>
-    <w:bookmarkStart w:id="33" w:name="X51ddaecf7fb6399ba2c2fa74b8bcd2d797d6997"/>
-    <w:p>
-      <w:pPr>
-        <w:pStyle w:val="Heading3"/>
-      </w:pPr>
-      <w:r>
-        <w:t xml:space="preserve">Problem 8: The Anthropic bill suddenly jumps</w:t>
-      </w:r>
-    </w:p>
-    <w:p>
-      <w:pPr>
-        <w:numPr>
-          <w:ilvl w:val="0"/>
-          <w:numId w:val="1014"/>
-        </w:numPr>
-        <w:pStyle w:val="Compact"/>
-      </w:pPr>
-      <w:r>
-        <w:rPr>
-          <w:bCs/>
-          <w:b/>
-        </w:rPr>
-        <w:t xml:space="preserve">console.anthropic.com</w:t>
-      </w:r>
-      <w:r>
-        <w:t xml:space="preserve"> </w:t>
-      </w:r>
-      <w:r>
-        <w:t xml:space="preserve">→</w:t>
-      </w:r>
-      <w:r>
-        <w:t xml:space="preserve"> </w:t>
-      </w:r>
-      <w:r>
-        <w:rPr>
-          <w:bCs/>
-          <w:b/>
-        </w:rPr>
-        <w:t xml:space="preserve">Cost</w:t>
-      </w:r>
-      <w:r>
-        <w:t xml:space="preserve">. Normal is a few dollars a month.</w:t>
-      </w:r>
-    </w:p>
-    <w:p>
-      <w:pPr>
-        <w:numPr>
-          <w:ilvl w:val="0"/>
-          <w:numId w:val="1014"/>
-        </w:numPr>
-        <w:pStyle w:val="Compact"/>
-      </w:pPr>
-      <w:r>
-        <w:t xml:space="preserve">The spend limit stops it going above the cap, so there's no runaway risk.</w:t>
-      </w:r>
-    </w:p>
-    <w:p>
-      <w:pPr>
-        <w:numPr>
-          <w:ilvl w:val="0"/>
-          <w:numId w:val="1014"/>
-        </w:numPr>
-        <w:pStyle w:val="Compact"/>
-      </w:pPr>
-      <w:r>
-        <w:t xml:space="preserve">Usually it's a burst of form spam. Tell Vincent.</w:t>
-      </w:r>
-    </w:p>
-    <w:p>
-      <w:r>
-        <w:pict>
-          <v:rect style="width:0;height:1.5pt" o:hralign="center" o:hrstd="t" o:hr="t"/>
-        </w:pict>
-      </w:r>
-    </w:p>
-    <w:bookmarkEnd w:id="33"/>
-    <w:bookmarkEnd w:id="34"/>
-    <w:bookmarkStart w:id="35" w:name="Xbe5a11d57ac4af6ae5351e4a7c0ecd997987c80"/>
-    <w:p>
-      <w:pPr>
-        <w:pStyle w:val="Heading2"/>
-      </w:pPr>
-      <w:r>
-        <w:t xml:space="preserve">4. Where everything lives</w:t>
       </w:r>
     </w:p>
     <w:tbl>
@@ -1999,7 +1782,7 @@
               <w:jc w:val="left"/>
             </w:pPr>
             <w:r>
-              <w:t xml:space="preserve">What</w:t>
+              <w:t xml:space="preserve">Add to the address</w:t>
             </w:r>
           </w:p>
         </w:tc>
@@ -2011,7 +1794,7 @@
               <w:jc w:val="left"/>
             </w:pPr>
             <w:r>
-              <w:t xml:space="preserve">Where</w:t>
+              <w:t xml:space="preserve">Pick country</w:t>
             </w:r>
           </w:p>
         </w:tc>
@@ -2023,7 +1806,7 @@
               <w:jc w:val="left"/>
             </w:pPr>
             <w:r>
-              <w:t xml:space="preserve">What it's for</w:t>
+              <w:t xml:space="preserve">Should go to</w:t>
             </w:r>
           </w:p>
         </w:tc>
@@ -2037,7 +1820,10 @@
               <w:jc w:val="left"/>
             </w:pPr>
             <w:r>
-              <w:t xml:space="preserve">The form</w:t>
+              <w:rPr>
+                <w:rStyle w:val="VerbatimChar"/>
+              </w:rPr>
+              <w:t xml:space="preserve">?tz=America/Los_Angeles</w:t>
             </w:r>
           </w:p>
         </w:tc>
@@ -2049,17 +1835,7 @@
               <w:jc w:val="left"/>
             </w:pPr>
             <w:r>
-              <w:rPr>
-                <w:bCs/>
-                <w:b/>
-              </w:rPr>
-              <w:t xml:space="preserve">Framer</w:t>
-            </w:r>
-            <w:r>
-              <w:t xml:space="preserve"> </w:t>
-            </w:r>
-            <w:r>
-              <w:t xml:space="preserve">→ Momos Website 2025 → Assets → Code → LeadForm</w:t>
+              <w:t xml:space="preserve">United States</w:t>
             </w:r>
           </w:p>
         </w:tc>
@@ -2071,7 +1847,11 @@
               <w:jc w:val="left"/>
             </w:pPr>
             <w:r>
-              <w:t xml:space="preserve">What visitors see</w:t>
+              <w:rPr>
+                <w:bCs/>
+                <w:b/>
+              </w:rPr>
+              <w:t xml:space="preserve">James</w:t>
             </w:r>
           </w:p>
         </w:tc>
@@ -2085,7 +1865,10 @@
               <w:jc w:val="left"/>
             </w:pPr>
             <w:r>
-              <w:t xml:space="preserve">Routing service</w:t>
+              <w:rPr>
+                <w:rStyle w:val="VerbatimChar"/>
+              </w:rPr>
+              <w:t xml:space="preserve">?tz=America/New_York</w:t>
             </w:r>
           </w:p>
         </w:tc>
@@ -2097,17 +1880,7 @@
               <w:jc w:val="left"/>
             </w:pPr>
             <w:r>
-              <w:rPr>
-                <w:bCs/>
-                <w:b/>
-              </w:rPr>
-              <w:t xml:space="preserve">dash.cloudflare.com</w:t>
-            </w:r>
-            <w:r>
-              <w:t xml:space="preserve"> </w:t>
-            </w:r>
-            <w:r>
-              <w:t xml:space="preserve">→ Workers &amp; Pages → momos-lead-routing</w:t>
+              <w:t xml:space="preserve">United States</w:t>
             </w:r>
           </w:p>
         </w:tc>
@@ -2119,23 +1892,11 @@
               <w:jc w:val="left"/>
             </w:pPr>
             <w:r>
-              <w:t xml:space="preserve">Decides where leads go.</w:t>
-            </w:r>
-            <w:r>
-              <w:t xml:space="preserve"> </w:t>
-            </w:r>
-            <w:r>
               <w:rPr>
                 <w:bCs/>
                 <w:b/>
               </w:rPr>
-              <w:t xml:space="preserve">Observability → Logs</w:t>
-            </w:r>
-            <w:r>
-              <w:t xml:space="preserve"> </w:t>
-            </w:r>
-            <w:r>
-              <w:t xml:space="preserve">shows one line per lead.</w:t>
+              <w:t xml:space="preserve">Jill</w:t>
             </w:r>
           </w:p>
         </w:tc>
@@ -2149,7 +1910,7 @@
               <w:jc w:val="left"/>
             </w:pPr>
             <w:r>
-              <w:t xml:space="preserve">AI (Claude)</w:t>
+              <w:t xml:space="preserve">(nothing)</w:t>
             </w:r>
           </w:p>
         </w:tc>
@@ -2161,11 +1922,7 @@
               <w:jc w:val="left"/>
             </w:pPr>
             <w:r>
-              <w:rPr>
-                <w:bCs/>
-                <w:b/>
-              </w:rPr>
-              <w:t xml:space="preserve">console.anthropic.com</w:t>
+              <w:t xml:space="preserve">Australia</w:t>
             </w:r>
           </w:p>
         </w:tc>
@@ -2177,7 +1934,11 @@
               <w:jc w:val="left"/>
             </w:pPr>
             <w:r>
-              <w:t xml:space="preserve">Billing, spend limit, costs</w:t>
+              <w:rPr>
+                <w:bCs/>
+                <w:b/>
+              </w:rPr>
+              <w:t xml:space="preserve">James</w:t>
             </w:r>
           </w:p>
         </w:tc>
@@ -2191,7 +1952,7 @@
               <w:jc w:val="left"/>
             </w:pPr>
             <w:r>
-              <w:t xml:space="preserve">Zapier</w:t>
+              <w:t xml:space="preserve">(nothing)</w:t>
             </w:r>
           </w:p>
         </w:tc>
@@ -2203,17 +1964,7 @@
               <w:jc w:val="left"/>
             </w:pPr>
             <w:r>
-              <w:rPr>
-                <w:bCs/>
-                <w:b/>
-              </w:rPr>
-              <w:t xml:space="preserve">zapier.com</w:t>
-            </w:r>
-            <w:r>
-              <w:t xml:space="preserve"> </w:t>
-            </w:r>
-            <w:r>
-              <w:t xml:space="preserve">→ "Get-started Form Automation | 2027"</w:t>
+              <w:t xml:space="preserve">United Kingdom</w:t>
             </w:r>
           </w:p>
         </w:tc>
@@ -2225,7 +1976,536 @@
               <w:jc w:val="left"/>
             </w:pPr>
             <w:r>
-              <w:t xml:space="preserve">Sends leads to Salesforce and Slack</w:t>
+              <w:rPr>
+                <w:bCs/>
+                <w:b/>
+              </w:rPr>
+              <w:t xml:space="preserve">Jill</w:t>
+            </w:r>
+          </w:p>
+        </w:tc>
+      </w:tr>
+    </w:tbl>
+    <w:p>
+      <w:pPr>
+        <w:pStyle w:val="BodyText"/>
+      </w:pPr>
+      <w:r>
+        <w:rPr>
+          <w:bCs/>
+          <w:b/>
+        </w:rPr>
+        <w:t xml:space="preserve">To see why a lead went where it did:</w:t>
+      </w:r>
+      <w:r>
+        <w:t xml:space="preserve"> </w:t>
+      </w:r>
+      <w:r>
+        <w:t xml:space="preserve">Cloudflare → Workers &amp; Pages →</w:t>
+      </w:r>
+      <w:r>
+        <w:t xml:space="preserve"> </w:t>
+      </w:r>
+      <w:r>
+        <w:rPr>
+          <w:bCs/>
+          <w:b/>
+        </w:rPr>
+        <w:t xml:space="preserve">momos-lead-routing</w:t>
+      </w:r>
+      <w:r>
+        <w:t xml:space="preserve"> </w:t>
+      </w:r>
+      <w:r>
+        <w:t xml:space="preserve">→</w:t>
+      </w:r>
+      <w:r>
+        <w:t xml:space="preserve"> </w:t>
+      </w:r>
+      <w:r>
+        <w:rPr>
+          <w:bCs/>
+          <w:b/>
+        </w:rPr>
+        <w:t xml:space="preserve">Observability</w:t>
+      </w:r>
+      <w:r>
+        <w:t xml:space="preserve"> </w:t>
+      </w:r>
+      <w:r>
+        <w:t xml:space="preserve">→</w:t>
+      </w:r>
+      <w:r>
+        <w:t xml:space="preserve"> </w:t>
+      </w:r>
+      <w:r>
+        <w:rPr>
+          <w:bCs/>
+          <w:b/>
+        </w:rPr>
+        <w:t xml:space="preserve">Logs</w:t>
+      </w:r>
+      <w:r>
+        <w:t xml:space="preserve">. Each lead has one line:</w:t>
+      </w:r>
+    </w:p>
+    <w:p>
+      <w:pPr>
+        <w:numPr>
+          <w:ilvl w:val="0"/>
+          <w:numId w:val="1013"/>
+        </w:numPr>
+        <w:pStyle w:val="Compact"/>
+      </w:pPr>
+      <w:r>
+        <w:rPr>
+          <w:rStyle w:val="VerbatimChar"/>
+        </w:rPr>
+        <w:t xml:space="preserve">ae</w:t>
+      </w:r>
+      <w:r>
+        <w:t xml:space="preserve">: who it went to</w:t>
+      </w:r>
+    </w:p>
+    <w:p>
+      <w:pPr>
+        <w:numPr>
+          <w:ilvl w:val="0"/>
+          <w:numId w:val="1013"/>
+        </w:numPr>
+        <w:pStyle w:val="Compact"/>
+      </w:pPr>
+      <w:r>
+        <w:rPr>
+          <w:rStyle w:val="VerbatimChar"/>
+        </w:rPr>
+        <w:t xml:space="preserve">region</w:t>
+      </w:r>
+      <w:r>
+        <w:t xml:space="preserve">: the region it was given</w:t>
+      </w:r>
+    </w:p>
+    <w:p>
+      <w:pPr>
+        <w:numPr>
+          <w:ilvl w:val="0"/>
+          <w:numId w:val="1013"/>
+        </w:numPr>
+        <w:pStyle w:val="Compact"/>
+      </w:pPr>
+      <w:r>
+        <w:rPr>
+          <w:rStyle w:val="VerbatimChar"/>
+        </w:rPr>
+        <w:t xml:space="preserve">form_country</w:t>
+      </w:r>
+      <w:r>
+        <w:t xml:space="preserve">: the country they picked</w:t>
+      </w:r>
+    </w:p>
+    <w:p>
+      <w:pPr>
+        <w:numPr>
+          <w:ilvl w:val="0"/>
+          <w:numId w:val="1013"/>
+        </w:numPr>
+        <w:pStyle w:val="Compact"/>
+      </w:pPr>
+      <w:r>
+        <w:rPr>
+          <w:rStyle w:val="VerbatimChar"/>
+        </w:rPr>
+        <w:t xml:space="preserve">timezone</w:t>
+      </w:r>
+      <w:r>
+        <w:t xml:space="preserve">: their computer's time zone</w:t>
+      </w:r>
+    </w:p>
+    <w:p>
+      <w:pPr>
+        <w:numPr>
+          <w:ilvl w:val="0"/>
+          <w:numId w:val="1013"/>
+        </w:numPr>
+        <w:pStyle w:val="Compact"/>
+      </w:pPr>
+      <w:r>
+        <w:rPr>
+          <w:rStyle w:val="VerbatimChar"/>
+        </w:rPr>
+        <w:t xml:space="preserve">ip_country</w:t>
+      </w:r>
+      <w:r>
+        <w:t xml:space="preserve"> </w:t>
+      </w:r>
+      <w:r>
+        <w:t xml:space="preserve">/</w:t>
+      </w:r>
+      <w:r>
+        <w:t xml:space="preserve"> </w:t>
+      </w:r>
+      <w:r>
+        <w:rPr>
+          <w:rStyle w:val="VerbatimChar"/>
+        </w:rPr>
+        <w:t xml:space="preserve">ip_region</w:t>
+      </w:r>
+      <w:r>
+        <w:t xml:space="preserve">: where their internet connection is</w:t>
+      </w:r>
+    </w:p>
+    <w:p>
+      <w:pPr>
+        <w:pStyle w:val="FirstParagraph"/>
+      </w:pPr>
+      <w:r>
+        <w:t xml:space="preserve">Send a screenshot of that line to Vincent.</w:t>
+      </w:r>
+    </w:p>
+    <w:bookmarkEnd w:id="32"/>
+    <w:bookmarkStart w:id="33" w:name="X73a8cd6d8f1c3f9cfc4d95f84647f11e59345cc"/>
+    <w:p>
+      <w:pPr>
+        <w:pStyle w:val="Heading3"/>
+      </w:pPr>
+      <w:r>
+        <w:t xml:space="preserve">Problem 7: James's or Jill's booking link changed</w:t>
+      </w:r>
+    </w:p>
+    <w:p>
+      <w:pPr>
+        <w:pStyle w:val="FirstParagraph"/>
+      </w:pPr>
+      <w:r>
+        <w:t xml:space="preserve">You can update it yourself in GitHub (takes 2 minutes).</w:t>
+      </w:r>
+    </w:p>
+    <w:p>
+      <w:pPr>
+        <w:numPr>
+          <w:ilvl w:val="0"/>
+          <w:numId w:val="1014"/>
+        </w:numPr>
+        <w:pStyle w:val="Compact"/>
+      </w:pPr>
+      <w:r>
+        <w:t xml:space="preserve">Go to</w:t>
+      </w:r>
+      <w:r>
+        <w:t xml:space="preserve"> </w:t>
+      </w:r>
+      <w:r>
+        <w:rPr>
+          <w:bCs/>
+          <w:b/>
+        </w:rPr>
+        <w:t xml:space="preserve">github.com/dev-momos-marketing/mkt-automation</w:t>
+      </w:r>
+      <w:r>
+        <w:t xml:space="preserve"> </w:t>
+      </w:r>
+      <w:r>
+        <w:t xml:space="preserve">→</w:t>
+      </w:r>
+      <w:r>
+        <w:t xml:space="preserve"> </w:t>
+      </w:r>
+      <w:r>
+        <w:rPr>
+          <w:rStyle w:val="VerbatimChar"/>
+        </w:rPr>
+        <w:t xml:space="preserve">lead-routing</w:t>
+      </w:r>
+      <w:r>
+        <w:t xml:space="preserve"> </w:t>
+      </w:r>
+      <w:r>
+        <w:t xml:space="preserve">→</w:t>
+      </w:r>
+      <w:r>
+        <w:t xml:space="preserve"> </w:t>
+      </w:r>
+      <w:r>
+        <w:rPr>
+          <w:rStyle w:val="VerbatimChar"/>
+        </w:rPr>
+        <w:t xml:space="preserve">worker</w:t>
+      </w:r>
+      <w:r>
+        <w:t xml:space="preserve"> </w:t>
+      </w:r>
+      <w:r>
+        <w:t xml:space="preserve">→</w:t>
+      </w:r>
+      <w:r>
+        <w:t xml:space="preserve"> </w:t>
+      </w:r>
+      <w:r>
+        <w:rPr>
+          <w:rStyle w:val="VerbatimChar"/>
+        </w:rPr>
+        <w:t xml:space="preserve">wrangler.toml</w:t>
+      </w:r>
+      <w:r>
+        <w:t xml:space="preserve">.</w:t>
+      </w:r>
+    </w:p>
+    <w:p>
+      <w:pPr>
+        <w:numPr>
+          <w:ilvl w:val="0"/>
+          <w:numId w:val="1014"/>
+        </w:numPr>
+        <w:pStyle w:val="Compact"/>
+      </w:pPr>
+      <w:r>
+        <w:t xml:space="preserve">Click the</w:t>
+      </w:r>
+      <w:r>
+        <w:t xml:space="preserve"> </w:t>
+      </w:r>
+      <w:r>
+        <w:rPr>
+          <w:bCs/>
+          <w:b/>
+        </w:rPr>
+        <w:t xml:space="preserve">pencil</w:t>
+      </w:r>
+      <w:r>
+        <w:t xml:space="preserve"> </w:t>
+      </w:r>
+      <w:r>
+        <w:t xml:space="preserve">icon (Edit).</w:t>
+      </w:r>
+    </w:p>
+    <w:p>
+      <w:pPr>
+        <w:numPr>
+          <w:ilvl w:val="0"/>
+          <w:numId w:val="1014"/>
+        </w:numPr>
+        <w:pStyle w:val="Compact"/>
+      </w:pPr>
+      <w:r>
+        <w:t xml:space="preserve">Change the link next to</w:t>
+      </w:r>
+      <w:r>
+        <w:t xml:space="preserve"> </w:t>
+      </w:r>
+      <w:r>
+        <w:rPr>
+          <w:rStyle w:val="VerbatimChar"/>
+        </w:rPr>
+        <w:t xml:space="preserve">JAMES_URL =</w:t>
+      </w:r>
+      <w:r>
+        <w:t xml:space="preserve"> </w:t>
+      </w:r>
+      <w:r>
+        <w:t xml:space="preserve">or</w:t>
+      </w:r>
+      <w:r>
+        <w:t xml:space="preserve"> </w:t>
+      </w:r>
+      <w:r>
+        <w:rPr>
+          <w:rStyle w:val="VerbatimChar"/>
+        </w:rPr>
+        <w:t xml:space="preserve">JILL_URL =</w:t>
+      </w:r>
+      <w:r>
+        <w:t xml:space="preserve">. Keep the quote marks.</w:t>
+      </w:r>
+    </w:p>
+    <w:p>
+      <w:pPr>
+        <w:numPr>
+          <w:ilvl w:val="0"/>
+          <w:numId w:val="1014"/>
+        </w:numPr>
+        <w:pStyle w:val="Compact"/>
+      </w:pPr>
+      <w:r>
+        <w:t xml:space="preserve">Click</w:t>
+      </w:r>
+      <w:r>
+        <w:t xml:space="preserve"> </w:t>
+      </w:r>
+      <w:r>
+        <w:rPr>
+          <w:bCs/>
+          <w:b/>
+        </w:rPr>
+        <w:t xml:space="preserve">Commit changes</w:t>
+      </w:r>
+      <w:r>
+        <w:t xml:space="preserve"> </w:t>
+      </w:r>
+      <w:r>
+        <w:t xml:space="preserve">→ commit to</w:t>
+      </w:r>
+      <w:r>
+        <w:t xml:space="preserve"> </w:t>
+      </w:r>
+      <w:r>
+        <w:rPr>
+          <w:bCs/>
+          <w:b/>
+        </w:rPr>
+        <w:t xml:space="preserve">main</w:t>
+      </w:r>
+      <w:r>
+        <w:t xml:space="preserve">.</w:t>
+      </w:r>
+    </w:p>
+    <w:p>
+      <w:pPr>
+        <w:numPr>
+          <w:ilvl w:val="0"/>
+          <w:numId w:val="1014"/>
+        </w:numPr>
+        <w:pStyle w:val="Compact"/>
+      </w:pPr>
+      <w:r>
+        <w:t xml:space="preserve">Wait about 2 minutes (it goes live by itself), then run the health check.</w:t>
+      </w:r>
+    </w:p>
+    <w:bookmarkEnd w:id="33"/>
+    <w:bookmarkStart w:id="34" w:name="X51ddaecf7fb6399ba2c2fa74b8bcd2d797d6997"/>
+    <w:p>
+      <w:pPr>
+        <w:pStyle w:val="Heading3"/>
+      </w:pPr>
+      <w:r>
+        <w:t xml:space="preserve">Problem 8: The Anthropic bill suddenly jumps</w:t>
+      </w:r>
+    </w:p>
+    <w:p>
+      <w:pPr>
+        <w:numPr>
+          <w:ilvl w:val="0"/>
+          <w:numId w:val="1015"/>
+        </w:numPr>
+        <w:pStyle w:val="Compact"/>
+      </w:pPr>
+      <w:r>
+        <w:rPr>
+          <w:bCs/>
+          <w:b/>
+        </w:rPr>
+        <w:t xml:space="preserve">console.anthropic.com</w:t>
+      </w:r>
+      <w:r>
+        <w:t xml:space="preserve"> </w:t>
+      </w:r>
+      <w:r>
+        <w:t xml:space="preserve">→</w:t>
+      </w:r>
+      <w:r>
+        <w:t xml:space="preserve"> </w:t>
+      </w:r>
+      <w:r>
+        <w:rPr>
+          <w:bCs/>
+          <w:b/>
+        </w:rPr>
+        <w:t xml:space="preserve">Cost</w:t>
+      </w:r>
+      <w:r>
+        <w:t xml:space="preserve">. Normal is a few dollars a month.</w:t>
+      </w:r>
+    </w:p>
+    <w:p>
+      <w:pPr>
+        <w:numPr>
+          <w:ilvl w:val="0"/>
+          <w:numId w:val="1015"/>
+        </w:numPr>
+        <w:pStyle w:val="Compact"/>
+      </w:pPr>
+      <w:r>
+        <w:t xml:space="preserve">The spend limit stops it going above the cap, so there's no runaway risk.</w:t>
+      </w:r>
+    </w:p>
+    <w:p>
+      <w:pPr>
+        <w:numPr>
+          <w:ilvl w:val="0"/>
+          <w:numId w:val="1015"/>
+        </w:numPr>
+        <w:pStyle w:val="Compact"/>
+      </w:pPr>
+      <w:r>
+        <w:t xml:space="preserve">Usually it's a burst of form spam. Tell Vincent.</w:t>
+      </w:r>
+    </w:p>
+    <w:p>
+      <w:r>
+        <w:pict>
+          <v:rect style="width:0;height:1.5pt" o:hralign="center" o:hrstd="t" o:hr="t"/>
+        </w:pict>
+      </w:r>
+    </w:p>
+    <w:bookmarkEnd w:id="34"/>
+    <w:bookmarkEnd w:id="35"/>
+    <w:bookmarkStart w:id="36" w:name="Xbe5a11d57ac4af6ae5351e4a7c0ecd997987c80"/>
+    <w:p>
+      <w:pPr>
+        <w:pStyle w:val="Heading2"/>
+      </w:pPr>
+      <w:r>
+        <w:t xml:space="preserve">4. Where everything lives</w:t>
+      </w:r>
+    </w:p>
+    <w:tbl>
+      <w:tblPr>
+        <w:tblStyle w:val="Table"/>
+        <w:tblW w:type="auto" w:w="0"/>
+        <w:tblLook w:firstRow="1" w:lastRow="0" w:firstColumn="0" w:lastColumn="0" w:noHBand="0" w:noVBand="0" w:val="0020"/>
+        <w:jc w:val="start"/>
+      </w:tblPr>
+      <w:tblGrid>
+        <w:gridCol w:w="2640"/>
+        <w:gridCol w:w="2640"/>
+        <w:gridCol w:w="2640"/>
+      </w:tblGrid>
+      <w:tr>
+        <w:trPr>
+          <w:tblHeader w:val="true"/>
+        </w:trPr>
+        <w:tc>
+          <w:tcPr/>
+          <w:p>
+            <w:pPr>
+              <w:pStyle w:val="Compact"/>
+              <w:jc w:val="left"/>
+            </w:pPr>
+            <w:r>
+              <w:t xml:space="preserve">What</w:t>
+            </w:r>
+          </w:p>
+        </w:tc>
+        <w:tc>
+          <w:tcPr/>
+          <w:p>
+            <w:pPr>
+              <w:pStyle w:val="Compact"/>
+              <w:jc w:val="left"/>
+            </w:pPr>
+            <w:r>
+              <w:t xml:space="preserve">Where</w:t>
+            </w:r>
+          </w:p>
+        </w:tc>
+        <w:tc>
+          <w:tcPr/>
+          <w:p>
+            <w:pPr>
+              <w:pStyle w:val="Compact"/>
+              <w:jc w:val="left"/>
+            </w:pPr>
+            <w:r>
+              <w:t xml:space="preserve">What it's for</w:t>
             </w:r>
           </w:p>
         </w:tc>
@@ -2239,6 +2519,208 @@
               <w:jc w:val="left"/>
             </w:pPr>
             <w:r>
+              <w:t xml:space="preserve">The form</w:t>
+            </w:r>
+          </w:p>
+        </w:tc>
+        <w:tc>
+          <w:tcPr/>
+          <w:p>
+            <w:pPr>
+              <w:pStyle w:val="Compact"/>
+              <w:jc w:val="left"/>
+            </w:pPr>
+            <w:r>
+              <w:rPr>
+                <w:bCs/>
+                <w:b/>
+              </w:rPr>
+              <w:t xml:space="preserve">Framer</w:t>
+            </w:r>
+            <w:r>
+              <w:t xml:space="preserve"> </w:t>
+            </w:r>
+            <w:r>
+              <w:t xml:space="preserve">→ Momos Website 2025 → Assets → Code → LeadForm</w:t>
+            </w:r>
+          </w:p>
+        </w:tc>
+        <w:tc>
+          <w:tcPr/>
+          <w:p>
+            <w:pPr>
+              <w:pStyle w:val="Compact"/>
+              <w:jc w:val="left"/>
+            </w:pPr>
+            <w:r>
+              <w:t xml:space="preserve">What visitors see</w:t>
+            </w:r>
+          </w:p>
+        </w:tc>
+      </w:tr>
+      <w:tr>
+        <w:tc>
+          <w:tcPr/>
+          <w:p>
+            <w:pPr>
+              <w:pStyle w:val="Compact"/>
+              <w:jc w:val="left"/>
+            </w:pPr>
+            <w:r>
+              <w:t xml:space="preserve">Routing service</w:t>
+            </w:r>
+          </w:p>
+        </w:tc>
+        <w:tc>
+          <w:tcPr/>
+          <w:p>
+            <w:pPr>
+              <w:pStyle w:val="Compact"/>
+              <w:jc w:val="left"/>
+            </w:pPr>
+            <w:r>
+              <w:rPr>
+                <w:bCs/>
+                <w:b/>
+              </w:rPr>
+              <w:t xml:space="preserve">dash.cloudflare.com</w:t>
+            </w:r>
+            <w:r>
+              <w:t xml:space="preserve"> </w:t>
+            </w:r>
+            <w:r>
+              <w:t xml:space="preserve">→ Workers &amp; Pages → momos-lead-routing</w:t>
+            </w:r>
+          </w:p>
+        </w:tc>
+        <w:tc>
+          <w:tcPr/>
+          <w:p>
+            <w:pPr>
+              <w:pStyle w:val="Compact"/>
+              <w:jc w:val="left"/>
+            </w:pPr>
+            <w:r>
+              <w:t xml:space="preserve">Decides where leads go.</w:t>
+            </w:r>
+            <w:r>
+              <w:t xml:space="preserve"> </w:t>
+            </w:r>
+            <w:r>
+              <w:rPr>
+                <w:bCs/>
+                <w:b/>
+              </w:rPr>
+              <w:t xml:space="preserve">Observability → Logs</w:t>
+            </w:r>
+            <w:r>
+              <w:t xml:space="preserve"> </w:t>
+            </w:r>
+            <w:r>
+              <w:t xml:space="preserve">shows one line per lead.</w:t>
+            </w:r>
+          </w:p>
+        </w:tc>
+      </w:tr>
+      <w:tr>
+        <w:tc>
+          <w:tcPr/>
+          <w:p>
+            <w:pPr>
+              <w:pStyle w:val="Compact"/>
+              <w:jc w:val="left"/>
+            </w:pPr>
+            <w:r>
+              <w:t xml:space="preserve">AI (Claude)</w:t>
+            </w:r>
+          </w:p>
+        </w:tc>
+        <w:tc>
+          <w:tcPr/>
+          <w:p>
+            <w:pPr>
+              <w:pStyle w:val="Compact"/>
+              <w:jc w:val="left"/>
+            </w:pPr>
+            <w:r>
+              <w:rPr>
+                <w:bCs/>
+                <w:b/>
+              </w:rPr>
+              <w:t xml:space="preserve">console.anthropic.com</w:t>
+            </w:r>
+          </w:p>
+        </w:tc>
+        <w:tc>
+          <w:tcPr/>
+          <w:p>
+            <w:pPr>
+              <w:pStyle w:val="Compact"/>
+              <w:jc w:val="left"/>
+            </w:pPr>
+            <w:r>
+              <w:t xml:space="preserve">Billing, spend limit, costs</w:t>
+            </w:r>
+          </w:p>
+        </w:tc>
+      </w:tr>
+      <w:tr>
+        <w:tc>
+          <w:tcPr/>
+          <w:p>
+            <w:pPr>
+              <w:pStyle w:val="Compact"/>
+              <w:jc w:val="left"/>
+            </w:pPr>
+            <w:r>
+              <w:t xml:space="preserve">Zapier</w:t>
+            </w:r>
+          </w:p>
+        </w:tc>
+        <w:tc>
+          <w:tcPr/>
+          <w:p>
+            <w:pPr>
+              <w:pStyle w:val="Compact"/>
+              <w:jc w:val="left"/>
+            </w:pPr>
+            <w:r>
+              <w:rPr>
+                <w:bCs/>
+                <w:b/>
+              </w:rPr>
+              <w:t xml:space="preserve">zapier.com</w:t>
+            </w:r>
+            <w:r>
+              <w:t xml:space="preserve"> </w:t>
+            </w:r>
+            <w:r>
+              <w:t xml:space="preserve">→ "Get-started Form Automation | 2027"</w:t>
+            </w:r>
+          </w:p>
+        </w:tc>
+        <w:tc>
+          <w:tcPr/>
+          <w:p>
+            <w:pPr>
+              <w:pStyle w:val="Compact"/>
+              <w:jc w:val="left"/>
+            </w:pPr>
+            <w:r>
+              <w:t xml:space="preserve">Sends leads to Salesforce and Slack</w:t>
+            </w:r>
+          </w:p>
+        </w:tc>
+      </w:tr>
+      <w:tr>
+        <w:tc>
+          <w:tcPr/>
+          <w:p>
+            <w:pPr>
+              <w:pStyle w:val="Compact"/>
+              <w:jc w:val="left"/>
+            </w:pPr>
+            <w:r>
               <w:t xml:space="preserve">Code and full docs</w:t>
             </w:r>
           </w:p>
@@ -2328,8 +2810,8 @@
         </w:pict>
       </w:r>
     </w:p>
-    <w:bookmarkEnd w:id="35"/>
-    <w:bookmarkStart w:id="36" w:name="X224553b6790739977386254a7075f98068438d7"/>
+    <w:bookmarkEnd w:id="36"/>
+    <w:bookmarkStart w:id="37" w:name="X224553b6790739977386254a7075f98068438d7"/>
     <w:p>
       <w:pPr>
         <w:pStyle w:val="Heading2"/>
@@ -2342,7 +2824,7 @@
       <w:pPr>
         <w:numPr>
           <w:ilvl w:val="0"/>
-          <w:numId w:val="1015"/>
+          <w:numId w:val="1016"/>
         </w:numPr>
         <w:pStyle w:val="Compact"/>
       </w:pPr>
@@ -2364,7 +2846,7 @@
       <w:pPr>
         <w:numPr>
           <w:ilvl w:val="0"/>
-          <w:numId w:val="1015"/>
+          <w:numId w:val="1016"/>
         </w:numPr>
         <w:pStyle w:val="Compact"/>
       </w:pPr>
@@ -2398,7 +2880,7 @@
       <w:pPr>
         <w:numPr>
           <w:ilvl w:val="0"/>
-          <w:numId w:val="1015"/>
+          <w:numId w:val="1016"/>
         </w:numPr>
         <w:pStyle w:val="Compact"/>
       </w:pPr>
@@ -2423,8 +2905,8 @@
         </w:pict>
       </w:r>
     </w:p>
-    <w:bookmarkEnd w:id="36"/>
-    <w:bookmarkStart w:id="37" w:name="Xccd7abcb1eed6664058f03f93af5f15708cef02"/>
+    <w:bookmarkEnd w:id="37"/>
+    <w:bookmarkStart w:id="38" w:name="Xccd7abcb1eed6664058f03f93af5f15708cef02"/>
     <w:p>
       <w:pPr>
         <w:pStyle w:val="Heading2"/>
@@ -2445,7 +2927,7 @@
       <w:pPr>
         <w:numPr>
           <w:ilvl w:val="0"/>
-          <w:numId w:val="1016"/>
+          <w:numId w:val="1017"/>
         </w:numPr>
         <w:pStyle w:val="Compact"/>
       </w:pPr>
@@ -2467,7 +2949,7 @@
       <w:pPr>
         <w:numPr>
           <w:ilvl w:val="0"/>
-          <w:numId w:val="1016"/>
+          <w:numId w:val="1017"/>
         </w:numPr>
         <w:pStyle w:val="Compact"/>
       </w:pPr>
@@ -2486,7 +2968,7 @@
       <w:pPr>
         <w:numPr>
           <w:ilvl w:val="0"/>
-          <w:numId w:val="1016"/>
+          <w:numId w:val="1017"/>
         </w:numPr>
         <w:pStyle w:val="Compact"/>
       </w:pPr>
@@ -2498,8 +2980,8 @@
         <w:t xml:space="preserve">What you already tried</w:t>
       </w:r>
     </w:p>
-    <w:bookmarkEnd w:id="37"/>
     <w:bookmarkEnd w:id="38"/>
+    <w:bookmarkEnd w:id="39"/>
     <w:sectPr/>
   </w:body>
 </w:document>
@@ -2996,34 +3478,7 @@
     <w:abstractNumId w:val="991"/>
   </w:num>
   <w:num w:numId="1013">
-    <w:abstractNumId w:val="99411"/>
-    <w:lvlOverride w:ilvl="0">
-      <w:startOverride w:val="1"/>
-    </w:lvlOverride>
-    <w:lvlOverride w:ilvl="1">
-      <w:startOverride w:val="1"/>
-    </w:lvlOverride>
-    <w:lvlOverride w:ilvl="2">
-      <w:startOverride w:val="1"/>
-    </w:lvlOverride>
-    <w:lvlOverride w:ilvl="3">
-      <w:startOverride w:val="1"/>
-    </w:lvlOverride>
-    <w:lvlOverride w:ilvl="4">
-      <w:startOverride w:val="1"/>
-    </w:lvlOverride>
-    <w:lvlOverride w:ilvl="5">
-      <w:startOverride w:val="1"/>
-    </w:lvlOverride>
-    <w:lvlOverride w:ilvl="6">
-      <w:startOverride w:val="1"/>
-    </w:lvlOverride>
-    <w:lvlOverride w:ilvl="7">
-      <w:startOverride w:val="1"/>
-    </w:lvlOverride>
-    <w:lvlOverride w:ilvl="8">
-      <w:startOverride w:val="1"/>
-    </w:lvlOverride>
+    <w:abstractNumId w:val="991"/>
   </w:num>
   <w:num w:numId="1014">
     <w:abstractNumId w:val="99411"/>
@@ -3056,9 +3511,39 @@
     </w:lvlOverride>
   </w:num>
   <w:num w:numId="1015">
+    <w:abstractNumId w:val="99411"/>
+    <w:lvlOverride w:ilvl="0">
+      <w:startOverride w:val="1"/>
+    </w:lvlOverride>
+    <w:lvlOverride w:ilvl="1">
+      <w:startOverride w:val="1"/>
+    </w:lvlOverride>
+    <w:lvlOverride w:ilvl="2">
+      <w:startOverride w:val="1"/>
+    </w:lvlOverride>
+    <w:lvlOverride w:ilvl="3">
+      <w:startOverride w:val="1"/>
+    </w:lvlOverride>
+    <w:lvlOverride w:ilvl="4">
+      <w:startOverride w:val="1"/>
+    </w:lvlOverride>
+    <w:lvlOverride w:ilvl="5">
+      <w:startOverride w:val="1"/>
+    </w:lvlOverride>
+    <w:lvlOverride w:ilvl="6">
+      <w:startOverride w:val="1"/>
+    </w:lvlOverride>
+    <w:lvlOverride w:ilvl="7">
+      <w:startOverride w:val="1"/>
+    </w:lvlOverride>
+    <w:lvlOverride w:ilvl="8">
+      <w:startOverride w:val="1"/>
+    </w:lvlOverride>
+  </w:num>
+  <w:num w:numId="1016">
     <w:abstractNumId w:val="991"/>
   </w:num>
-  <w:num w:numId="1016">
+  <w:num w:numId="1017">
     <w:abstractNumId w:val="991"/>
   </w:num>
 </w:numbering>

--- a/lead-routing/Momos Lead Routing - Troubleshooting Guide.docx
+++ b/lead-routing/Momos Lead Routing - Troubleshooting Guide.docx
@@ -149,7 +149,7 @@
         <w:t xml:space="preserve"> </w:t>
       </w:r>
       <w:r>
-        <w:t xml:space="preserve">(East US, Europe, Middle East, Africa): momos.com/book-a-demo-us</w:t>
+        <w:t xml:space="preserve">(East US, Europe, Middle East, Africa): Jill's Google Calendar</w:t>
       </w:r>
     </w:p>
     <w:p>
@@ -265,7 +265,20 @@
         <w:t xml:space="preserve"> </w:t>
       </w:r>
       <w:r>
-        <w:t xml:space="preserve">If the AI or the routing service breaks, visitors still land on Jill's booking page. Real prospects can still book. What you lose is the routing to James and the Slack/Salesforce summary.</w:t>
+        <w:t xml:space="preserve">If the AI or the routing service breaks, visitors land on the backup booking page</w:t>
+      </w:r>
+      <w:r>
+        <w:t xml:space="preserve"> </w:t>
+      </w:r>
+      <w:r>
+        <w:rPr>
+          <w:bCs/>
+          <w:b/>
+        </w:rPr>
+        <w:t xml:space="preserve">momos.com/book-a-demo-us</w:t>
+      </w:r>
+      <w:r>
+        <w:t xml:space="preserve">. Real prospects can still book. What you lose is the routing to James and the Slack/Salesforce summary.</w:t>
       </w:r>
     </w:p>
     <w:p>
@@ -529,7 +542,7 @@
           <w:bCs/>
           <w:b/>
         </w:rPr>
-        <w:t xml:space="preserve">Test A lands on Jill's page instead:</w:t>
+        <w:t xml:space="preserve">Test A lands on momos.com/book-a-demo-us instead:</w:t>
       </w:r>
       <w:r>
         <w:t xml:space="preserve"> </w:t>
@@ -577,13 +590,13 @@
         <w:t xml:space="preserve">3. Problems and what to do</w:t>
       </w:r>
     </w:p>
-    <w:bookmarkStart w:id="25" w:name="Xee2a3291dd3cedde70b4d610bb10351364b1da1"/>
+    <w:bookmarkStart w:id="25" w:name="X412e2ee5d135375b85fa687577ee0242020bbf8"/>
     <w:p>
       <w:pPr>
         <w:pStyle w:val="Heading3"/>
       </w:pPr>
       <w:r>
-        <w:t xml:space="preserve">Problem 1: Everyone goes to Jill's page (even Australia, West Coast and junk leads)</w:t>
+        <w:t xml:space="preserve">Problem 1: Everyone lands on momos.com/book-a-demo-us (even Australia, West Coast and junk leads)</w:t>
       </w:r>
     </w:p>
     <w:p>
@@ -755,7 +768,7 @@
         <w:pStyle w:val="Compact"/>
       </w:pPr>
       <w:r>
-        <w:t xml:space="preserve">Still broken? Message Vincent with the time it started. Visitors are still reaching Jill in the meantime.</w:t>
+        <w:t xml:space="preserve">Still broken? Message Vincent with the time it started. Visitors can still book from the backup page in the meantime.</w:t>
       </w:r>
     </w:p>
     <w:bookmarkEnd w:id="25"/>

--- a/lead-routing/Momos Lead Routing - Troubleshooting Guide.docx
+++ b/lead-routing/Momos Lead Routing - Troubleshooting Guide.docx
@@ -2328,6 +2328,49 @@
       </w:r>
       <w:r>
         <w:t xml:space="preserve">. Keep the quote marks.</w:t>
+      </w:r>
+      <w:r>
+        <w:t xml:space="preserve"> </w:t>
+      </w:r>
+      <w:r>
+        <w:rPr>
+          <w:bCs/>
+          <w:b/>
+        </w:rPr>
+        <w:t xml:space="preserve">Each link appears twice</w:t>
+      </w:r>
+      <w:r>
+        <w:t xml:space="preserve"> </w:t>
+      </w:r>
+      <w:r>
+        <w:t xml:space="preserve">(under</w:t>
+      </w:r>
+      <w:r>
+        <w:t xml:space="preserve"> </w:t>
+      </w:r>
+      <w:r>
+        <w:rPr>
+          <w:rStyle w:val="VerbatimChar"/>
+        </w:rPr>
+        <w:t xml:space="preserve">[vars]</w:t>
+      </w:r>
+      <w:r>
+        <w:t xml:space="preserve"> </w:t>
+      </w:r>
+      <w:r>
+        <w:t xml:space="preserve">and under</w:t>
+      </w:r>
+      <w:r>
+        <w:t xml:space="preserve"> </w:t>
+      </w:r>
+      <w:r>
+        <w:rPr>
+          <w:rStyle w:val="VerbatimChar"/>
+        </w:rPr>
+        <w:t xml:space="preserve">[previews.vars]</w:t>
+      </w:r>
+      <w:r>
+        <w:t xml:space="preserve">). Change both, or Cloudflare's build may fail.</w:t>
       </w:r>
     </w:p>
     <w:p>

--- a/lead-routing/Momos Lead Routing - Troubleshooting Guide.docx
+++ b/lead-routing/Momos Lead Routing - Troubleshooting Guide.docx
@@ -2,7 +2,7 @@
 <file path=word/document.xml><?xml version="1.0" encoding="utf-8"?>
 <w:document xmlns:w="http://schemas.openxmlformats.org/wordprocessingml/2006/main" xmlns:m="http://schemas.openxmlformats.org/officeDocument/2006/math" xmlns:r="http://schemas.openxmlformats.org/officeDocument/2006/relationships" xmlns:o="urn:schemas-microsoft-com:office:office" xmlns:v="urn:schemas-microsoft-com:vml" xmlns:w10="urn:schemas-microsoft-com:office:word" xmlns:a="http://schemas.openxmlformats.org/drawingml/2006/main" xmlns:pic="http://schemas.openxmlformats.org/drawingml/2006/picture" xmlns:wp="http://schemas.openxmlformats.org/drawingml/2006/wordprocessingDrawing">
   <w:body>
-    <w:bookmarkStart w:id="39" w:name="Xbd2fe1ab67c06b8daf3ba1d913602da1046768d"/>
+    <w:bookmarkStart w:id="40" w:name="Xbd2fe1ab67c06b8daf3ba1d913602da1046768d"/>
     <w:p>
       <w:pPr>
         <w:pStyle w:val="Heading1"/>
@@ -581,7 +581,7 @@
       </w:r>
     </w:p>
     <w:bookmarkEnd w:id="24"/>
-    <w:bookmarkStart w:id="35" w:name="X95cdb6347f5e67ed23eac0a72d283963529439f"/>
+    <w:bookmarkStart w:id="36" w:name="X95cdb6347f5e67ed23eac0a72d283963529439f"/>
     <w:p>
       <w:pPr>
         <w:pStyle w:val="Heading2"/>
@@ -1554,7 +1554,71 @@
       </w:r>
     </w:p>
     <w:bookmarkEnd w:id="30"/>
-    <w:bookmarkStart w:id="31" w:name="X0d73e2311a44563e0627377798c063524ce0c85"/>
+    <w:bookmarkStart w:id="31" w:name="X5581fe498faf91b7963ad40d003a7ee93536b3f"/>
+    <w:p>
+      <w:pPr>
+        <w:pStyle w:val="Heading3"/>
+      </w:pPr>
+      <w:r>
+        <w:t xml:space="preserve">Problem 5b: Testing and suddenly every lead gets the "thanks" popup</w:t>
+      </w:r>
+    </w:p>
+    <w:p>
+      <w:pPr>
+        <w:pStyle w:val="FirstParagraph"/>
+      </w:pPr>
+      <w:r>
+        <w:rPr>
+          <w:bCs/>
+          <w:b/>
+        </w:rPr>
+        <w:t xml:space="preserve">What it means:</w:t>
+      </w:r>
+      <w:r>
+        <w:t xml:space="preserve"> </w:t>
+      </w:r>
+      <w:r>
+        <w:t xml:space="preserve">you hit the spam guard.</w:t>
+      </w:r>
+      <w:r>
+        <w:t xml:space="preserve"> </w:t>
+      </w:r>
+      <w:r>
+        <w:rPr>
+          <w:bCs/>
+          <w:b/>
+        </w:rPr>
+        <w:t xml:space="preserve">More than 5 submissions in one minute from the same internet connection</w:t>
+      </w:r>
+      <w:r>
+        <w:t xml:space="preserve"> </w:t>
+      </w:r>
+      <w:r>
+        <w:t xml:space="preserve">get the popup, and nothing goes to Slack or Salesforce. Your whole office counts as one connection.</w:t>
+      </w:r>
+    </w:p>
+    <w:p>
+      <w:pPr>
+        <w:pStyle w:val="BodyText"/>
+      </w:pPr>
+      <w:r>
+        <w:t xml:space="preserve">Wait one minute and test again. In Cloudflare's logs these show as</w:t>
+      </w:r>
+      <w:r>
+        <w:t xml:space="preserve"> </w:t>
+      </w:r>
+      <w:r>
+        <w:rPr>
+          <w:rStyle w:val="VerbatimChar"/>
+        </w:rPr>
+        <w:t xml:space="preserve">reason: "rate limited"</w:t>
+      </w:r>
+      <w:r>
+        <w:t xml:space="preserve">.</w:t>
+      </w:r>
+    </w:p>
+    <w:bookmarkEnd w:id="31"/>
+    <w:bookmarkStart w:id="32" w:name="X0d73e2311a44563e0627377798c063524ce0c85"/>
     <w:p>
       <w:pPr>
         <w:pStyle w:val="Heading3"/>
@@ -1693,8 +1757,8 @@
         <w:t xml:space="preserve">If it keeps happening for one country, tell Vincent.</w:t>
       </w:r>
     </w:p>
-    <w:bookmarkEnd w:id="31"/>
-    <w:bookmarkStart w:id="32" w:name="X3dd310281844017ad5ea5d43da908ece743f8a5"/>
+    <w:bookmarkEnd w:id="32"/>
+    <w:bookmarkStart w:id="33" w:name="X3dd310281844017ad5ea5d43da908ece743f8a5"/>
     <w:p>
       <w:pPr>
         <w:pStyle w:val="Heading3"/>
@@ -2175,8 +2239,8 @@
         <w:t xml:space="preserve">Send a screenshot of that line to Vincent.</w:t>
       </w:r>
     </w:p>
-    <w:bookmarkEnd w:id="32"/>
-    <w:bookmarkStart w:id="33" w:name="X73a8cd6d8f1c3f9cfc4d95f84647f11e59345cc"/>
+    <w:bookmarkEnd w:id="33"/>
+    <w:bookmarkStart w:id="34" w:name="X73a8cd6d8f1c3f9cfc4d95f84647f11e59345cc"/>
     <w:p>
       <w:pPr>
         <w:pStyle w:val="Heading3"/>
@@ -2426,8 +2490,8 @@
         <w:t xml:space="preserve">Wait about 2 minutes (it goes live by itself), then run the health check.</w:t>
       </w:r>
     </w:p>
-    <w:bookmarkEnd w:id="33"/>
-    <w:bookmarkStart w:id="34" w:name="X51ddaecf7fb6399ba2c2fa74b8bcd2d797d6997"/>
+    <w:bookmarkEnd w:id="34"/>
+    <w:bookmarkStart w:id="35" w:name="X51ddaecf7fb6399ba2c2fa74b8bcd2d797d6997"/>
     <w:p>
       <w:pPr>
         <w:pStyle w:val="Heading3"/>
@@ -2502,9 +2566,9 @@
         </w:pict>
       </w:r>
     </w:p>
-    <w:bookmarkEnd w:id="34"/>
     <w:bookmarkEnd w:id="35"/>
-    <w:bookmarkStart w:id="36" w:name="Xbe5a11d57ac4af6ae5351e4a7c0ecd997987c80"/>
+    <w:bookmarkEnd w:id="36"/>
+    <w:bookmarkStart w:id="37" w:name="Xbe5a11d57ac4af6ae5351e4a7c0ecd997987c80"/>
     <w:p>
       <w:pPr>
         <w:pStyle w:val="Heading2"/>
@@ -2866,8 +2930,8 @@
         </w:pict>
       </w:r>
     </w:p>
-    <w:bookmarkEnd w:id="36"/>
-    <w:bookmarkStart w:id="37" w:name="X224553b6790739977386254a7075f98068438d7"/>
+    <w:bookmarkEnd w:id="37"/>
+    <w:bookmarkStart w:id="38" w:name="X224553b6790739977386254a7075f98068438d7"/>
     <w:p>
       <w:pPr>
         <w:pStyle w:val="Heading2"/>
@@ -2961,8 +3025,8 @@
         </w:pict>
       </w:r>
     </w:p>
-    <w:bookmarkEnd w:id="37"/>
-    <w:bookmarkStart w:id="38" w:name="Xccd7abcb1eed6664058f03f93af5f15708cef02"/>
+    <w:bookmarkEnd w:id="38"/>
+    <w:bookmarkStart w:id="39" w:name="Xccd7abcb1eed6664058f03f93af5f15708cef02"/>
     <w:p>
       <w:pPr>
         <w:pStyle w:val="Heading2"/>
@@ -3036,8 +3100,8 @@
         <w:t xml:space="preserve">What you already tried</w:t>
       </w:r>
     </w:p>
-    <w:bookmarkEnd w:id="38"/>
     <w:bookmarkEnd w:id="39"/>
+    <w:bookmarkEnd w:id="40"/>
     <w:sectPr/>
   </w:body>
 </w:document>

--- a/lead-routing/Momos Lead Routing - Troubleshooting Guide.docx
+++ b/lead-routing/Momos Lead Routing - Troubleshooting Guide.docx
@@ -2,7 +2,7 @@
 <file path=word/document.xml><?xml version="1.0" encoding="utf-8"?>
 <w:document xmlns:w="http://schemas.openxmlformats.org/wordprocessingml/2006/main" xmlns:m="http://schemas.openxmlformats.org/officeDocument/2006/math" xmlns:r="http://schemas.openxmlformats.org/officeDocument/2006/relationships" xmlns:o="urn:schemas-microsoft-com:office:office" xmlns:v="urn:schemas-microsoft-com:vml" xmlns:w10="urn:schemas-microsoft-com:office:word" xmlns:a="http://schemas.openxmlformats.org/drawingml/2006/main" xmlns:pic="http://schemas.openxmlformats.org/drawingml/2006/picture" xmlns:wp="http://schemas.openxmlformats.org/drawingml/2006/wordprocessingDrawing">
   <w:body>
-    <w:bookmarkStart w:id="40" w:name="Xbd2fe1ab67c06b8daf3ba1d913602da1046768d"/>
+    <w:bookmarkStart w:id="41" w:name="Xbd2fe1ab67c06b8daf3ba1d913602da1046768d"/>
     <w:p>
       <w:pPr>
         <w:pStyle w:val="Heading1"/>
@@ -581,7 +581,7 @@
       </w:r>
     </w:p>
     <w:bookmarkEnd w:id="24"/>
-    <w:bookmarkStart w:id="36" w:name="X95cdb6347f5e67ed23eac0a72d283963529439f"/>
+    <w:bookmarkStart w:id="37" w:name="X95cdb6347f5e67ed23eac0a72d283963529439f"/>
     <w:p>
       <w:pPr>
         <w:pStyle w:val="Heading2"/>
@@ -2491,12 +2491,186 @@
       </w:r>
     </w:p>
     <w:bookmarkEnd w:id="34"/>
-    <w:bookmarkStart w:id="35" w:name="X51ddaecf7fb6399ba2c2fa74b8bcd2d797d6997"/>
+    <w:bookmarkStart w:id="35" w:name="Xc2fb214cea858f5ebc394e81c38ffbef5e30738"/>
     <w:p>
       <w:pPr>
         <w:pStyle w:val="Heading3"/>
       </w:pPr>
       <w:r>
+        <w:t xml:space="preserve">Problem 7b: Cloudflare shows "Latest build failed"</w:t>
+      </w:r>
+    </w:p>
+    <w:p>
+      <w:pPr>
+        <w:pStyle w:val="FirstParagraph"/>
+      </w:pPr>
+      <w:r>
+        <w:rPr>
+          <w:bCs/>
+          <w:b/>
+        </w:rPr>
+        <w:t xml:space="preserve">What it means:</w:t>
+      </w:r>
+      <w:r>
+        <w:t xml:space="preserve"> </w:t>
+      </w:r>
+      <w:r>
+        <w:t xml:space="preserve">a change pushed to GitHub didn't go live. The previous version keeps running, so visitors aren't affected.</w:t>
+      </w:r>
+    </w:p>
+    <w:p>
+      <w:pPr>
+        <w:numPr>
+          <w:ilvl w:val="0"/>
+          <w:numId w:val="1015"/>
+        </w:numPr>
+        <w:pStyle w:val="Compact"/>
+      </w:pPr>
+      <w:r>
+        <w:t xml:space="preserve">Cloudflare → Workers &amp; Pages →</w:t>
+      </w:r>
+      <w:r>
+        <w:t xml:space="preserve"> </w:t>
+      </w:r>
+      <w:r>
+        <w:rPr>
+          <w:bCs/>
+          <w:b/>
+        </w:rPr>
+        <w:t xml:space="preserve">momos-lead-routing</w:t>
+      </w:r>
+      <w:r>
+        <w:t xml:space="preserve"> </w:t>
+      </w:r>
+      <w:r>
+        <w:t xml:space="preserve">→</w:t>
+      </w:r>
+      <w:r>
+        <w:t xml:space="preserve"> </w:t>
+      </w:r>
+      <w:r>
+        <w:rPr>
+          <w:bCs/>
+          <w:b/>
+        </w:rPr>
+        <w:t xml:space="preserve">Deployments</w:t>
+      </w:r>
+      <w:r>
+        <w:t xml:space="preserve">. Click the red</w:t>
+      </w:r>
+      <w:r>
+        <w:t xml:space="preserve"> </w:t>
+      </w:r>
+      <w:r>
+        <w:rPr>
+          <w:bCs/>
+          <w:b/>
+        </w:rPr>
+        <w:t xml:space="preserve">Build ↗</w:t>
+      </w:r>
+      <w:r>
+        <w:t xml:space="preserve"> </w:t>
+      </w:r>
+      <w:r>
+        <w:t xml:space="preserve">next to the failed row and read the red lines.</w:t>
+      </w:r>
+    </w:p>
+    <w:p>
+      <w:pPr>
+        <w:numPr>
+          <w:ilvl w:val="0"/>
+          <w:numId w:val="1015"/>
+        </w:numPr>
+        <w:pStyle w:val="Compact"/>
+      </w:pPr>
+      <w:r>
+        <w:rPr>
+          <w:rStyle w:val="VerbatimChar"/>
+          <w:bCs/>
+          <w:b/>
+        </w:rPr>
+        <w:t xml:space="preserve">504 Gateway Timeout</w:t>
+      </w:r>
+      <w:r>
+        <w:t xml:space="preserve"> </w:t>
+      </w:r>
+      <w:r>
+        <w:t xml:space="preserve">or</w:t>
+      </w:r>
+      <w:r>
+        <w:t xml:space="preserve"> </w:t>
+      </w:r>
+      <w:r>
+        <w:rPr>
+          <w:rStyle w:val="VerbatimChar"/>
+          <w:bCs/>
+          <w:b/>
+        </w:rPr>
+        <w:t xml:space="preserve">malformed response from the API</w:t>
+      </w:r>
+      <w:r>
+        <w:t xml:space="preserve">: Cloudflare had a hiccup, not us. Any new push to</w:t>
+      </w:r>
+      <w:r>
+        <w:t xml:space="preserve"> </w:t>
+      </w:r>
+      <w:r>
+        <w:rPr>
+          <w:rStyle w:val="VerbatimChar"/>
+        </w:rPr>
+        <w:t xml:space="preserve">main</w:t>
+      </w:r>
+      <w:r>
+        <w:t xml:space="preserve"> </w:t>
+      </w:r>
+      <w:r>
+        <w:t xml:space="preserve">(even a small doc edit in GitHub) starts a fresh build.</w:t>
+      </w:r>
+    </w:p>
+    <w:p>
+      <w:pPr>
+        <w:numPr>
+          <w:ilvl w:val="0"/>
+          <w:numId w:val="1015"/>
+        </w:numPr>
+        <w:pStyle w:val="Compact"/>
+      </w:pPr>
+      <w:r>
+        <w:rPr>
+          <w:bCs/>
+          <w:b/>
+        </w:rPr>
+        <w:t xml:space="preserve">Anything else</w:t>
+      </w:r>
+      <w:r>
+        <w:t xml:space="preserve"> </w:t>
+      </w:r>
+      <w:r>
+        <w:t xml:space="preserve">(e.g. "missing a</w:t>
+      </w:r>
+      <w:r>
+        <w:t xml:space="preserve"> </w:t>
+      </w:r>
+      <w:r>
+        <w:rPr>
+          <w:rStyle w:val="VerbatimChar"/>
+        </w:rPr>
+        <w:t xml:space="preserve">previews</w:t>
+      </w:r>
+      <w:r>
+        <w:t xml:space="preserve"> </w:t>
+      </w:r>
+      <w:r>
+        <w:t xml:space="preserve">block"): send the red lines to Vincent.</w:t>
+      </w:r>
+    </w:p>
+    <w:bookmarkEnd w:id="35"/>
+    <w:bookmarkStart w:id="36" w:name="X51ddaecf7fb6399ba2c2fa74b8bcd2d797d6997"/>
+    <w:p>
+      <w:pPr>
+        <w:pStyle w:val="Heading3"/>
+      </w:pPr>
+      <w:r>
         <w:t xml:space="preserve">Problem 8: The Anthropic bill suddenly jumps</w:t>
       </w:r>
     </w:p>
@@ -2504,7 +2678,7 @@
       <w:pPr>
         <w:numPr>
           <w:ilvl w:val="0"/>
-          <w:numId w:val="1015"/>
+          <w:numId w:val="1016"/>
         </w:numPr>
         <w:pStyle w:val="Compact"/>
       </w:pPr>
@@ -2539,7 +2713,7 @@
       <w:pPr>
         <w:numPr>
           <w:ilvl w:val="0"/>
-          <w:numId w:val="1015"/>
+          <w:numId w:val="1016"/>
         </w:numPr>
         <w:pStyle w:val="Compact"/>
       </w:pPr>
@@ -2551,7 +2725,7 @@
       <w:pPr>
         <w:numPr>
           <w:ilvl w:val="0"/>
-          <w:numId w:val="1015"/>
+          <w:numId w:val="1016"/>
         </w:numPr>
         <w:pStyle w:val="Compact"/>
       </w:pPr>
@@ -2566,9 +2740,9 @@
         </w:pict>
       </w:r>
     </w:p>
-    <w:bookmarkEnd w:id="35"/>
     <w:bookmarkEnd w:id="36"/>
-    <w:bookmarkStart w:id="37" w:name="Xbe5a11d57ac4af6ae5351e4a7c0ecd997987c80"/>
+    <w:bookmarkEnd w:id="37"/>
+    <w:bookmarkStart w:id="38" w:name="Xbe5a11d57ac4af6ae5351e4a7c0ecd997987c80"/>
     <w:p>
       <w:pPr>
         <w:pStyle w:val="Heading2"/>
@@ -2930,8 +3104,8 @@
         </w:pict>
       </w:r>
     </w:p>
-    <w:bookmarkEnd w:id="37"/>
-    <w:bookmarkStart w:id="38" w:name="X224553b6790739977386254a7075f98068438d7"/>
+    <w:bookmarkEnd w:id="38"/>
+    <w:bookmarkStart w:id="39" w:name="X224553b6790739977386254a7075f98068438d7"/>
     <w:p>
       <w:pPr>
         <w:pStyle w:val="Heading2"/>
@@ -2944,7 +3118,7 @@
       <w:pPr>
         <w:numPr>
           <w:ilvl w:val="0"/>
-          <w:numId w:val="1016"/>
+          <w:numId w:val="1017"/>
         </w:numPr>
         <w:pStyle w:val="Compact"/>
       </w:pPr>
@@ -2966,7 +3140,7 @@
       <w:pPr>
         <w:numPr>
           <w:ilvl w:val="0"/>
-          <w:numId w:val="1016"/>
+          <w:numId w:val="1017"/>
         </w:numPr>
         <w:pStyle w:val="Compact"/>
       </w:pPr>
@@ -3000,7 +3174,7 @@
       <w:pPr>
         <w:numPr>
           <w:ilvl w:val="0"/>
-          <w:numId w:val="1016"/>
+          <w:numId w:val="1017"/>
         </w:numPr>
         <w:pStyle w:val="Compact"/>
       </w:pPr>
@@ -3025,8 +3199,8 @@
         </w:pict>
       </w:r>
     </w:p>
-    <w:bookmarkEnd w:id="38"/>
-    <w:bookmarkStart w:id="39" w:name="Xccd7abcb1eed6664058f03f93af5f15708cef02"/>
+    <w:bookmarkEnd w:id="39"/>
+    <w:bookmarkStart w:id="40" w:name="Xccd7abcb1eed6664058f03f93af5f15708cef02"/>
     <w:p>
       <w:pPr>
         <w:pStyle w:val="Heading2"/>
@@ -3047,7 +3221,7 @@
       <w:pPr>
         <w:numPr>
           <w:ilvl w:val="0"/>
-          <w:numId w:val="1017"/>
+          <w:numId w:val="1018"/>
         </w:numPr>
         <w:pStyle w:val="Compact"/>
       </w:pPr>
@@ -3069,7 +3243,7 @@
       <w:pPr>
         <w:numPr>
           <w:ilvl w:val="0"/>
-          <w:numId w:val="1017"/>
+          <w:numId w:val="1018"/>
         </w:numPr>
         <w:pStyle w:val="Compact"/>
       </w:pPr>
@@ -3088,7 +3262,7 @@
       <w:pPr>
         <w:numPr>
           <w:ilvl w:val="0"/>
-          <w:numId w:val="1017"/>
+          <w:numId w:val="1018"/>
         </w:numPr>
         <w:pStyle w:val="Compact"/>
       </w:pPr>
@@ -3100,8 +3274,8 @@
         <w:t xml:space="preserve">What you already tried</w:t>
       </w:r>
     </w:p>
-    <w:bookmarkEnd w:id="39"/>
     <w:bookmarkEnd w:id="40"/>
+    <w:bookmarkEnd w:id="41"/>
     <w:sectPr/>
   </w:body>
 </w:document>
@@ -3661,9 +3835,39 @@
     </w:lvlOverride>
   </w:num>
   <w:num w:numId="1016">
+    <w:abstractNumId w:val="99411"/>
+    <w:lvlOverride w:ilvl="0">
+      <w:startOverride w:val="1"/>
+    </w:lvlOverride>
+    <w:lvlOverride w:ilvl="1">
+      <w:startOverride w:val="1"/>
+    </w:lvlOverride>
+    <w:lvlOverride w:ilvl="2">
+      <w:startOverride w:val="1"/>
+    </w:lvlOverride>
+    <w:lvlOverride w:ilvl="3">
+      <w:startOverride w:val="1"/>
+    </w:lvlOverride>
+    <w:lvlOverride w:ilvl="4">
+      <w:startOverride w:val="1"/>
+    </w:lvlOverride>
+    <w:lvlOverride w:ilvl="5">
+      <w:startOverride w:val="1"/>
+    </w:lvlOverride>
+    <w:lvlOverride w:ilvl="6">
+      <w:startOverride w:val="1"/>
+    </w:lvlOverride>
+    <w:lvlOverride w:ilvl="7">
+      <w:startOverride w:val="1"/>
+    </w:lvlOverride>
+    <w:lvlOverride w:ilvl="8">
+      <w:startOverride w:val="1"/>
+    </w:lvlOverride>
+  </w:num>
+  <w:num w:numId="1017">
     <w:abstractNumId w:val="991"/>
   </w:num>
-  <w:num w:numId="1017">
+  <w:num w:numId="1018">
     <w:abstractNumId w:val="991"/>
   </w:num>
 </w:numbering>

--- a/lead-routing/Momos Lead Routing - Troubleshooting Guide.docx
+++ b/lead-routing/Momos Lead Routing - Troubleshooting Guide.docx
@@ -1288,7 +1288,19 @@
         <w:t xml:space="preserve"> </w:t>
       </w:r>
       <w:r>
-        <w:t xml:space="preserve">Those are not-fit and junk leads, which we don't send to Salesforce.</w:t>
+        <w:t xml:space="preserve">Those are clear not-fit and junk leads, which we don't send to Salesforce. Follow-up leads (status</w:t>
+      </w:r>
+      <w:r>
+        <w:t xml:space="preserve"> </w:t>
+      </w:r>
+      <w:r>
+        <w:rPr>
+          <w:rStyle w:val="VerbatimChar"/>
+        </w:rPr>
+        <w:t xml:space="preserve">follow_up</w:t>
+      </w:r>
+      <w:r>
+        <w:t xml:space="preserve">) do go through.</w:t>
       </w:r>
     </w:p>
     <w:bookmarkEnd w:id="27"/>
@@ -1413,7 +1425,7 @@
         <w:pStyle w:val="Compact"/>
       </w:pPr>
       <w:r>
-        <w:t xml:space="preserve">Leads still reach the calendars while this is broken. Only the summary is missing.</w:t>
+        <w:t xml:space="preserve">If only the research is broken, leads still reach the calendars and only the summary is missing. If the fit check is broken too (spend limit hit or outage), every lead gets the popup and arrives in Slack as "follow_up", so AEs need to reach out by hand until it's fixed.</w:t>
       </w:r>
     </w:p>
     <w:p>
@@ -1447,13 +1459,29 @@
           <w:bCs/>
           <w:b/>
         </w:rPr>
-        <w:t xml:space="preserve">What it means:</w:t>
-      </w:r>
-      <w:r>
-        <w:t xml:space="preserve"> </w:t>
-      </w:r>
-      <w:r>
-        <w:t xml:space="preserve">the AI wrongly thought they weren't a fit. It's rare, because we only turn people away when the AI is very sure.</w:t>
+        <w:t xml:space="preserve">Usually this is on purpose.</w:t>
+      </w:r>
+      <w:r>
+        <w:t xml:space="preserve"> </w:t>
+      </w:r>
+      <w:r>
+        <w:t xml:space="preserve">Only leads the AI is confident are a good fit book a demo straight away. These get the popup and land in</w:t>
+      </w:r>
+      <w:r>
+        <w:t xml:space="preserve"> </w:t>
+      </w:r>
+      <w:r>
+        <w:rPr>
+          <w:bCs/>
+          <w:b/>
+        </w:rPr>
+        <w:t xml:space="preserve">Slack and Salesforce marked "follow_up"</w:t>
+      </w:r>
+      <w:r>
+        <w:t xml:space="preserve"> </w:t>
+      </w:r>
+      <w:r>
+        <w:t xml:space="preserve">for their AE to contact:</w:t>
       </w:r>
     </w:p>
     <w:p>
@@ -1465,6 +1493,84 @@
         <w:pStyle w:val="Compact"/>
       </w:pPr>
       <w:r>
+        <w:t xml:space="preserve">brands with</w:t>
+      </w:r>
+      <w:r>
+        <w:t xml:space="preserve"> </w:t>
+      </w:r>
+      <w:r>
+        <w:rPr>
+          <w:bCs/>
+          <w:b/>
+        </w:rPr>
+        <w:t xml:space="preserve">1–5 locations</w:t>
+      </w:r>
+    </w:p>
+    <w:p>
+      <w:pPr>
+        <w:numPr>
+          <w:ilvl w:val="0"/>
+          <w:numId w:val="1010"/>
+        </w:numPr>
+        <w:pStyle w:val="Compact"/>
+      </w:pPr>
+      <w:r>
+        <w:t xml:space="preserve">leads the AI wasn't sure about</w:t>
+      </w:r>
+    </w:p>
+    <w:p>
+      <w:pPr>
+        <w:numPr>
+          <w:ilvl w:val="0"/>
+          <w:numId w:val="1010"/>
+        </w:numPr>
+        <w:pStyle w:val="Compact"/>
+      </w:pPr>
+      <w:r>
+        <w:t xml:space="preserve">leads that came in while the AI was slow or down</w:t>
+      </w:r>
+    </w:p>
+    <w:p>
+      <w:pPr>
+        <w:pStyle w:val="FirstParagraph"/>
+      </w:pPr>
+      <w:r>
+        <w:t xml:space="preserve">Check Slack first. They should be there.</w:t>
+      </w:r>
+    </w:p>
+    <w:p>
+      <w:pPr>
+        <w:pStyle w:val="BodyText"/>
+      </w:pPr>
+      <w:r>
+        <w:t xml:space="preserve">If they're</w:t>
+      </w:r>
+      <w:r>
+        <w:t xml:space="preserve"> </w:t>
+      </w:r>
+      <w:r>
+        <w:rPr>
+          <w:bCs/>
+          <w:b/>
+        </w:rPr>
+        <w:t xml:space="preserve">not</w:t>
+      </w:r>
+      <w:r>
+        <w:t xml:space="preserve"> </w:t>
+      </w:r>
+      <w:r>
+        <w:t xml:space="preserve">in Slack, the AI decided they were "not fit":</w:t>
+      </w:r>
+    </w:p>
+    <w:p>
+      <w:pPr>
+        <w:numPr>
+          <w:ilvl w:val="0"/>
+          <w:numId w:val="1011"/>
+        </w:numPr>
+        <w:pStyle w:val="Compact"/>
+      </w:pPr>
+      <w:r>
         <w:t xml:space="preserve">Find their details:</w:t>
       </w:r>
       <w:r>
@@ -1517,7 +1623,7 @@
       <w:pPr>
         <w:numPr>
           <w:ilvl w:val="0"/>
-          <w:numId w:val="1010"/>
+          <w:numId w:val="1011"/>
         </w:numPr>
         <w:pStyle w:val="Compact"/>
       </w:pPr>
@@ -1545,7 +1651,7 @@
       <w:pPr>
         <w:numPr>
           <w:ilvl w:val="0"/>
-          <w:numId w:val="1010"/>
+          <w:numId w:val="1011"/>
         </w:numPr>
         <w:pStyle w:val="Compact"/>
       </w:pPr>
@@ -1631,7 +1737,7 @@
       <w:pPr>
         <w:numPr>
           <w:ilvl w:val="0"/>
-          <w:numId w:val="1011"/>
+          <w:numId w:val="1012"/>
         </w:numPr>
         <w:pStyle w:val="Compact"/>
       </w:pPr>
@@ -1643,113 +1749,113 @@
       <w:pPr>
         <w:numPr>
           <w:ilvl w:val="1"/>
+          <w:numId w:val="1013"/>
+        </w:numPr>
+        <w:pStyle w:val="Compact"/>
+      </w:pPr>
+      <w:r>
+        <w:rPr>
+          <w:bCs/>
+          <w:b/>
+        </w:rPr>
+        <w:t xml:space="preserve">US, Canada and Mexico</w:t>
+      </w:r>
+      <w:r>
+        <w:t xml:space="preserve"> </w:t>
+      </w:r>
+      <w:r>
+        <w:t xml:space="preserve">depend on the visitor's computer time zone: Pacific and Mountain go to James, everything else to Jill.</w:t>
+      </w:r>
+    </w:p>
+    <w:p>
+      <w:pPr>
+        <w:numPr>
+          <w:ilvl w:val="1"/>
+          <w:numId w:val="1013"/>
+        </w:numPr>
+        <w:pStyle w:val="Compact"/>
+      </w:pPr>
+      <w:r>
+        <w:rPr>
+          <w:bCs/>
+          <w:b/>
+        </w:rPr>
+        <w:t xml:space="preserve">Europe, Middle East and Africa</w:t>
+      </w:r>
+      <w:r>
+        <w:t xml:space="preserve"> </w:t>
+      </w:r>
+      <w:r>
+        <w:t xml:space="preserve">go to Jill.</w:t>
+      </w:r>
+      <w:r>
+        <w:t xml:space="preserve"> </w:t>
+      </w:r>
+      <w:r>
+        <w:rPr>
+          <w:bCs/>
+          <w:b/>
+        </w:rPr>
+        <w:t xml:space="preserve">Asia-Pacific</w:t>
+      </w:r>
+      <w:r>
+        <w:t xml:space="preserve"> </w:t>
+      </w:r>
+      <w:r>
+        <w:t xml:space="preserve">goes to James.</w:t>
+      </w:r>
+    </w:p>
+    <w:p>
+      <w:pPr>
+        <w:numPr>
+          <w:ilvl w:val="1"/>
+          <w:numId w:val="1013"/>
+        </w:numPr>
+        <w:pStyle w:val="Compact"/>
+      </w:pPr>
+      <w:r>
+        <w:rPr>
+          <w:bCs/>
+          <w:b/>
+        </w:rPr>
+        <w:t xml:space="preserve">Latin America</w:t>
+      </w:r>
+      <w:r>
+        <w:t xml:space="preserve"> </w:t>
+      </w:r>
+      <w:r>
+        <w:t xml:space="preserve">goes by time zone.</w:t>
+      </w:r>
+    </w:p>
+    <w:p>
+      <w:pPr>
+        <w:numPr>
+          <w:ilvl w:val="1"/>
+          <w:numId w:val="1013"/>
+        </w:numPr>
+        <w:pStyle w:val="Compact"/>
+      </w:pPr>
+      <w:r>
+        <w:t xml:space="preserve">Someone travelling or on a VPN can land differently. That's expected.</w:t>
+      </w:r>
+    </w:p>
+    <w:p>
+      <w:pPr>
+        <w:numPr>
+          <w:ilvl w:val="0"/>
           <w:numId w:val="1012"/>
         </w:numPr>
         <w:pStyle w:val="Compact"/>
       </w:pPr>
       <w:r>
-        <w:rPr>
-          <w:bCs/>
-          <w:b/>
-        </w:rPr>
-        <w:t xml:space="preserve">US, Canada and Mexico</w:t>
-      </w:r>
-      <w:r>
-        <w:t xml:space="preserve"> </w:t>
-      </w:r>
-      <w:r>
-        <w:t xml:space="preserve">depend on the visitor's computer time zone: Pacific and Mountain go to James, everything else to Jill.</w:t>
-      </w:r>
-    </w:p>
-    <w:p>
-      <w:pPr>
-        <w:numPr>
-          <w:ilvl w:val="1"/>
+        <w:t xml:space="preserve">Just forward the lead to the right person.</w:t>
+      </w:r>
+    </w:p>
+    <w:p>
+      <w:pPr>
+        <w:numPr>
+          <w:ilvl w:val="0"/>
           <w:numId w:val="1012"/>
-        </w:numPr>
-        <w:pStyle w:val="Compact"/>
-      </w:pPr>
-      <w:r>
-        <w:rPr>
-          <w:bCs/>
-          <w:b/>
-        </w:rPr>
-        <w:t xml:space="preserve">Europe, Middle East and Africa</w:t>
-      </w:r>
-      <w:r>
-        <w:t xml:space="preserve"> </w:t>
-      </w:r>
-      <w:r>
-        <w:t xml:space="preserve">go to Jill.</w:t>
-      </w:r>
-      <w:r>
-        <w:t xml:space="preserve"> </w:t>
-      </w:r>
-      <w:r>
-        <w:rPr>
-          <w:bCs/>
-          <w:b/>
-        </w:rPr>
-        <w:t xml:space="preserve">Asia-Pacific</w:t>
-      </w:r>
-      <w:r>
-        <w:t xml:space="preserve"> </w:t>
-      </w:r>
-      <w:r>
-        <w:t xml:space="preserve">goes to James.</w:t>
-      </w:r>
-    </w:p>
-    <w:p>
-      <w:pPr>
-        <w:numPr>
-          <w:ilvl w:val="1"/>
-          <w:numId w:val="1012"/>
-        </w:numPr>
-        <w:pStyle w:val="Compact"/>
-      </w:pPr>
-      <w:r>
-        <w:rPr>
-          <w:bCs/>
-          <w:b/>
-        </w:rPr>
-        <w:t xml:space="preserve">Latin America</w:t>
-      </w:r>
-      <w:r>
-        <w:t xml:space="preserve"> </w:t>
-      </w:r>
-      <w:r>
-        <w:t xml:space="preserve">goes by time zone.</w:t>
-      </w:r>
-    </w:p>
-    <w:p>
-      <w:pPr>
-        <w:numPr>
-          <w:ilvl w:val="1"/>
-          <w:numId w:val="1012"/>
-        </w:numPr>
-        <w:pStyle w:val="Compact"/>
-      </w:pPr>
-      <w:r>
-        <w:t xml:space="preserve">Someone travelling or on a VPN can land differently. That's expected.</w:t>
-      </w:r>
-    </w:p>
-    <w:p>
-      <w:pPr>
-        <w:numPr>
-          <w:ilvl w:val="0"/>
-          <w:numId w:val="1011"/>
-        </w:numPr>
-        <w:pStyle w:val="Compact"/>
-      </w:pPr>
-      <w:r>
-        <w:t xml:space="preserve">Just forward the lead to the right person.</w:t>
-      </w:r>
-    </w:p>
-    <w:p>
-      <w:pPr>
-        <w:numPr>
-          <w:ilvl w:val="0"/>
-          <w:numId w:val="1011"/>
         </w:numPr>
         <w:pStyle w:val="Compact"/>
       </w:pPr>
@@ -2130,7 +2236,7 @@
       <w:pPr>
         <w:numPr>
           <w:ilvl w:val="0"/>
-          <w:numId w:val="1013"/>
+          <w:numId w:val="1014"/>
         </w:numPr>
         <w:pStyle w:val="Compact"/>
       </w:pPr>
@@ -2148,7 +2254,7 @@
       <w:pPr>
         <w:numPr>
           <w:ilvl w:val="0"/>
-          <w:numId w:val="1013"/>
+          <w:numId w:val="1014"/>
         </w:numPr>
         <w:pStyle w:val="Compact"/>
       </w:pPr>
@@ -2166,7 +2272,7 @@
       <w:pPr>
         <w:numPr>
           <w:ilvl w:val="0"/>
-          <w:numId w:val="1013"/>
+          <w:numId w:val="1014"/>
         </w:numPr>
         <w:pStyle w:val="Compact"/>
       </w:pPr>
@@ -2184,7 +2290,7 @@
       <w:pPr>
         <w:numPr>
           <w:ilvl w:val="0"/>
-          <w:numId w:val="1013"/>
+          <w:numId w:val="1014"/>
         </w:numPr>
         <w:pStyle w:val="Compact"/>
       </w:pPr>
@@ -2202,7 +2308,7 @@
       <w:pPr>
         <w:numPr>
           <w:ilvl w:val="0"/>
-          <w:numId w:val="1013"/>
+          <w:numId w:val="1014"/>
         </w:numPr>
         <w:pStyle w:val="Compact"/>
       </w:pPr>
@@ -2261,7 +2367,7 @@
       <w:pPr>
         <w:numPr>
           <w:ilvl w:val="0"/>
-          <w:numId w:val="1014"/>
+          <w:numId w:val="1015"/>
         </w:numPr>
         <w:pStyle w:val="Compact"/>
       </w:pPr>
@@ -2331,7 +2437,7 @@
       <w:pPr>
         <w:numPr>
           <w:ilvl w:val="0"/>
-          <w:numId w:val="1014"/>
+          <w:numId w:val="1015"/>
         </w:numPr>
         <w:pStyle w:val="Compact"/>
       </w:pPr>
@@ -2359,7 +2465,7 @@
       <w:pPr>
         <w:numPr>
           <w:ilvl w:val="0"/>
-          <w:numId w:val="1014"/>
+          <w:numId w:val="1015"/>
         </w:numPr>
         <w:pStyle w:val="Compact"/>
       </w:pPr>
@@ -2441,7 +2547,7 @@
       <w:pPr>
         <w:numPr>
           <w:ilvl w:val="0"/>
-          <w:numId w:val="1014"/>
+          <w:numId w:val="1015"/>
         </w:numPr>
         <w:pStyle w:val="Compact"/>
       </w:pPr>
@@ -2482,7 +2588,7 @@
       <w:pPr>
         <w:numPr>
           <w:ilvl w:val="0"/>
-          <w:numId w:val="1014"/>
+          <w:numId w:val="1015"/>
         </w:numPr>
         <w:pStyle w:val="Compact"/>
       </w:pPr>
@@ -2522,7 +2628,7 @@
       <w:pPr>
         <w:numPr>
           <w:ilvl w:val="0"/>
-          <w:numId w:val="1015"/>
+          <w:numId w:val="1016"/>
         </w:numPr>
         <w:pStyle w:val="Compact"/>
       </w:pPr>
@@ -2579,7 +2685,7 @@
       <w:pPr>
         <w:numPr>
           <w:ilvl w:val="0"/>
-          <w:numId w:val="1015"/>
+          <w:numId w:val="1016"/>
         </w:numPr>
         <w:pStyle w:val="Compact"/>
       </w:pPr>
@@ -2631,7 +2737,7 @@
       <w:pPr>
         <w:numPr>
           <w:ilvl w:val="0"/>
-          <w:numId w:val="1015"/>
+          <w:numId w:val="1016"/>
         </w:numPr>
         <w:pStyle w:val="Compact"/>
       </w:pPr>
@@ -2678,7 +2784,7 @@
       <w:pPr>
         <w:numPr>
           <w:ilvl w:val="0"/>
-          <w:numId w:val="1016"/>
+          <w:numId w:val="1017"/>
         </w:numPr>
         <w:pStyle w:val="Compact"/>
       </w:pPr>
@@ -2713,7 +2819,7 @@
       <w:pPr>
         <w:numPr>
           <w:ilvl w:val="0"/>
-          <w:numId w:val="1016"/>
+          <w:numId w:val="1017"/>
         </w:numPr>
         <w:pStyle w:val="Compact"/>
       </w:pPr>
@@ -2725,7 +2831,7 @@
       <w:pPr>
         <w:numPr>
           <w:ilvl w:val="0"/>
-          <w:numId w:val="1016"/>
+          <w:numId w:val="1017"/>
         </w:numPr>
         <w:pStyle w:val="Compact"/>
       </w:pPr>
@@ -3118,7 +3224,7 @@
       <w:pPr>
         <w:numPr>
           <w:ilvl w:val="0"/>
-          <w:numId w:val="1017"/>
+          <w:numId w:val="1018"/>
         </w:numPr>
         <w:pStyle w:val="Compact"/>
       </w:pPr>
@@ -3140,7 +3246,7 @@
       <w:pPr>
         <w:numPr>
           <w:ilvl w:val="0"/>
-          <w:numId w:val="1017"/>
+          <w:numId w:val="1018"/>
         </w:numPr>
         <w:pStyle w:val="Compact"/>
       </w:pPr>
@@ -3174,7 +3280,7 @@
       <w:pPr>
         <w:numPr>
           <w:ilvl w:val="0"/>
-          <w:numId w:val="1017"/>
+          <w:numId w:val="1018"/>
         </w:numPr>
         <w:pStyle w:val="Compact"/>
       </w:pPr>
@@ -3221,7 +3327,7 @@
       <w:pPr>
         <w:numPr>
           <w:ilvl w:val="0"/>
-          <w:numId w:val="1018"/>
+          <w:numId w:val="1019"/>
         </w:numPr>
         <w:pStyle w:val="Compact"/>
       </w:pPr>
@@ -3243,7 +3349,7 @@
       <w:pPr>
         <w:numPr>
           <w:ilvl w:val="0"/>
-          <w:numId w:val="1018"/>
+          <w:numId w:val="1019"/>
         </w:numPr>
         <w:pStyle w:val="Compact"/>
       </w:pPr>
@@ -3262,7 +3368,7 @@
       <w:pPr>
         <w:numPr>
           <w:ilvl w:val="0"/>
-          <w:numId w:val="1018"/>
+          <w:numId w:val="1019"/>
         </w:numPr>
         <w:pStyle w:val="Compact"/>
       </w:pPr>
@@ -3709,34 +3815,7 @@
     </w:lvlOverride>
   </w:num>
   <w:num w:numId="1010">
-    <w:abstractNumId w:val="99411"/>
-    <w:lvlOverride w:ilvl="0">
-      <w:startOverride w:val="1"/>
-    </w:lvlOverride>
-    <w:lvlOverride w:ilvl="1">
-      <w:startOverride w:val="1"/>
-    </w:lvlOverride>
-    <w:lvlOverride w:ilvl="2">
-      <w:startOverride w:val="1"/>
-    </w:lvlOverride>
-    <w:lvlOverride w:ilvl="3">
-      <w:startOverride w:val="1"/>
-    </w:lvlOverride>
-    <w:lvlOverride w:ilvl="4">
-      <w:startOverride w:val="1"/>
-    </w:lvlOverride>
-    <w:lvlOverride w:ilvl="5">
-      <w:startOverride w:val="1"/>
-    </w:lvlOverride>
-    <w:lvlOverride w:ilvl="6">
-      <w:startOverride w:val="1"/>
-    </w:lvlOverride>
-    <w:lvlOverride w:ilvl="7">
-      <w:startOverride w:val="1"/>
-    </w:lvlOverride>
-    <w:lvlOverride w:ilvl="8">
-      <w:startOverride w:val="1"/>
-    </w:lvlOverride>
+    <w:abstractNumId w:val="991"/>
   </w:num>
   <w:num w:numId="1011">
     <w:abstractNumId w:val="99411"/>
@@ -3769,40 +3848,40 @@
     </w:lvlOverride>
   </w:num>
   <w:num w:numId="1012">
-    <w:abstractNumId w:val="991"/>
+    <w:abstractNumId w:val="99411"/>
+    <w:lvlOverride w:ilvl="0">
+      <w:startOverride w:val="1"/>
+    </w:lvlOverride>
+    <w:lvlOverride w:ilvl="1">
+      <w:startOverride w:val="1"/>
+    </w:lvlOverride>
+    <w:lvlOverride w:ilvl="2">
+      <w:startOverride w:val="1"/>
+    </w:lvlOverride>
+    <w:lvlOverride w:ilvl="3">
+      <w:startOverride w:val="1"/>
+    </w:lvlOverride>
+    <w:lvlOverride w:ilvl="4">
+      <w:startOverride w:val="1"/>
+    </w:lvlOverride>
+    <w:lvlOverride w:ilvl="5">
+      <w:startOverride w:val="1"/>
+    </w:lvlOverride>
+    <w:lvlOverride w:ilvl="6">
+      <w:startOverride w:val="1"/>
+    </w:lvlOverride>
+    <w:lvlOverride w:ilvl="7">
+      <w:startOverride w:val="1"/>
+    </w:lvlOverride>
+    <w:lvlOverride w:ilvl="8">
+      <w:startOverride w:val="1"/>
+    </w:lvlOverride>
   </w:num>
   <w:num w:numId="1013">
     <w:abstractNumId w:val="991"/>
   </w:num>
   <w:num w:numId="1014">
-    <w:abstractNumId w:val="99411"/>
-    <w:lvlOverride w:ilvl="0">
-      <w:startOverride w:val="1"/>
-    </w:lvlOverride>
-    <w:lvlOverride w:ilvl="1">
-      <w:startOverride w:val="1"/>
-    </w:lvlOverride>
-    <w:lvlOverride w:ilvl="2">
-      <w:startOverride w:val="1"/>
-    </w:lvlOverride>
-    <w:lvlOverride w:ilvl="3">
-      <w:startOverride w:val="1"/>
-    </w:lvlOverride>
-    <w:lvlOverride w:ilvl="4">
-      <w:startOverride w:val="1"/>
-    </w:lvlOverride>
-    <w:lvlOverride w:ilvl="5">
-      <w:startOverride w:val="1"/>
-    </w:lvlOverride>
-    <w:lvlOverride w:ilvl="6">
-      <w:startOverride w:val="1"/>
-    </w:lvlOverride>
-    <w:lvlOverride w:ilvl="7">
-      <w:startOverride w:val="1"/>
-    </w:lvlOverride>
-    <w:lvlOverride w:ilvl="8">
-      <w:startOverride w:val="1"/>
-    </w:lvlOverride>
+    <w:abstractNumId w:val="991"/>
   </w:num>
   <w:num w:numId="1015">
     <w:abstractNumId w:val="99411"/>
@@ -3865,9 +3944,39 @@
     </w:lvlOverride>
   </w:num>
   <w:num w:numId="1017">
+    <w:abstractNumId w:val="99411"/>
+    <w:lvlOverride w:ilvl="0">
+      <w:startOverride w:val="1"/>
+    </w:lvlOverride>
+    <w:lvlOverride w:ilvl="1">
+      <w:startOverride w:val="1"/>
+    </w:lvlOverride>
+    <w:lvlOverride w:ilvl="2">
+      <w:startOverride w:val="1"/>
+    </w:lvlOverride>
+    <w:lvlOverride w:ilvl="3">
+      <w:startOverride w:val="1"/>
+    </w:lvlOverride>
+    <w:lvlOverride w:ilvl="4">
+      <w:startOverride w:val="1"/>
+    </w:lvlOverride>
+    <w:lvlOverride w:ilvl="5">
+      <w:startOverride w:val="1"/>
+    </w:lvlOverride>
+    <w:lvlOverride w:ilvl="6">
+      <w:startOverride w:val="1"/>
+    </w:lvlOverride>
+    <w:lvlOverride w:ilvl="7">
+      <w:startOverride w:val="1"/>
+    </w:lvlOverride>
+    <w:lvlOverride w:ilvl="8">
+      <w:startOverride w:val="1"/>
+    </w:lvlOverride>
+  </w:num>
+  <w:num w:numId="1018">
     <w:abstractNumId w:val="991"/>
   </w:num>
-  <w:num w:numId="1018">
+  <w:num w:numId="1019">
     <w:abstractNumId w:val="991"/>
   </w:num>
 </w:numbering>

--- a/lead-routing/Momos Lead Routing - Troubleshooting Guide.docx
+++ b/lead-routing/Momos Lead Routing - Troubleshooting Guide.docx
@@ -1864,13 +1864,13 @@
       </w:r>
     </w:p>
     <w:bookmarkEnd w:id="32"/>
-    <w:bookmarkStart w:id="33" w:name="X3dd310281844017ad5ea5d43da908ece743f8a5"/>
+    <w:bookmarkStart w:id="33" w:name="Xd85b0783a87b0f800dfae96b67a5ca033d38179"/>
     <w:p>
       <w:pPr>
         <w:pStyle w:val="Heading3"/>
       </w:pPr>
       <w:r>
-        <w:t xml:space="preserve">Problem 6b: Testing from outside the US and every US lead goes to Jill</w:t>
+        <w:t xml:space="preserve">Problem 6b: Testing from outside the US and US leads don't go where you expect</w:t>
       </w:r>
     </w:p>
     <w:p>
@@ -1901,7 +1901,38 @@
         <w:t xml:space="preserve">computer's time zone</w:t>
       </w:r>
       <w:r>
-        <w:t xml:space="preserve">. A VPN doesn't change that. From Vietnam, your time zone is Asia, so the system can't tell the coast and defaults to Jill.</w:t>
+        <w:t xml:space="preserve">. A VPN doesn't change that. From Vietnam your time zone is Asia, so the system can't read the coast from you. It uses a US state from your IP if there is one (VPN to a US state), otherwise the coast where</w:t>
+      </w:r>
+      <w:r>
+        <w:t xml:space="preserve"> </w:t>
+      </w:r>
+      <w:r>
+        <w:rPr>
+          <w:bCs/>
+          <w:b/>
+        </w:rPr>
+        <w:t xml:space="preserve">the company is based</w:t>
+      </w:r>
+      <w:r>
+        <w:t xml:space="preserve"> </w:t>
+      </w:r>
+      <w:r>
+        <w:t xml:space="preserve">(In-N-Out → West → James; CAVA → East → Jill), otherwise Jill. To test a specific coast, use the</w:t>
+      </w:r>
+      <w:r>
+        <w:t xml:space="preserve"> </w:t>
+      </w:r>
+      <w:r>
+        <w:rPr>
+          <w:rStyle w:val="VerbatimChar"/>
+        </w:rPr>
+        <w:t xml:space="preserve">?tz=</w:t>
+      </w:r>
+      <w:r>
+        <w:t xml:space="preserve"> </w:t>
+      </w:r>
+      <w:r>
+        <w:t xml:space="preserve">trick below.</w:t>
       </w:r>
     </w:p>
     <w:p>
